--- a/DOCUMENT/1_INDEX.docx
+++ b/DOCUMENT/1_INDEX.docx
@@ -6,10 +6,13 @@
       <w:pPr>
         <w:spacing w:after="40"/>
         <w:jc w:val="center"/>
+        <w:rPr>
+          <w:rFonts w:asciiTheme="majorHAnsi" w:hAnsiTheme="majorHAnsi" w:cstheme="majorHAnsi"/>
+        </w:rPr>
       </w:pPr>
       <w:r>
         <w:rPr>
-          <w:rFonts w:ascii="Times New Roman" w:hAnsi="Times New Roman"/>
+          <w:rFonts w:asciiTheme="majorHAnsi" w:hAnsiTheme="majorHAnsi" w:cstheme="majorHAnsi"/>
           <w:b/>
           <w:color w:val="DC2626"/>
           <w:sz w:val="44"/>
@@ -22,12 +25,13 @@
         <w:spacing w:after="320"/>
         <w:jc w:val="center"/>
         <w:rPr>
+          <w:rFonts w:asciiTheme="majorHAnsi" w:hAnsiTheme="majorHAnsi" w:cstheme="majorHAnsi"/>
           <w:iCs/>
         </w:rPr>
       </w:pPr>
       <w:r>
         <w:rPr>
-          <w:rFonts w:ascii="Times New Roman" w:hAnsi="Times New Roman"/>
+          <w:rFonts w:asciiTheme="majorHAnsi" w:hAnsiTheme="majorHAnsi" w:cstheme="majorHAnsi"/>
           <w:iCs/>
           <w:color w:val="181818"/>
           <w:sz w:val="26"/>
@@ -75,10 +79,13 @@
             <w:pPr>
               <w:spacing w:before="40" w:after="40"/>
               <w:jc w:val="center"/>
+              <w:rPr>
+                <w:rFonts w:asciiTheme="majorHAnsi" w:hAnsiTheme="majorHAnsi" w:cstheme="majorHAnsi"/>
+              </w:rPr>
             </w:pPr>
             <w:r>
               <w:rPr>
-                <w:rFonts w:ascii="Times New Roman" w:hAnsi="Times New Roman"/>
+                <w:rFonts w:asciiTheme="majorHAnsi" w:hAnsiTheme="majorHAnsi" w:cstheme="majorHAnsi"/>
                 <w:b/>
                 <w:color w:val="FFFFFF"/>
                 <w:sz w:val="24"/>
@@ -87,7 +94,7 @@
             </w:r>
             <w:r>
               <w:rPr>
-                <w:rFonts w:ascii="Times New Roman" w:hAnsi="Times New Roman"/>
+                <w:rFonts w:asciiTheme="majorHAnsi" w:hAnsiTheme="majorHAnsi" w:cstheme="majorHAnsi"/>
                 <w:b/>
                 <w:color w:val="FFFFFF"/>
                 <w:sz w:val="24"/>
@@ -119,10 +126,13 @@
             <w:pPr>
               <w:spacing w:before="40" w:after="40"/>
               <w:jc w:val="center"/>
+              <w:rPr>
+                <w:rFonts w:asciiTheme="majorHAnsi" w:hAnsiTheme="majorHAnsi" w:cstheme="majorHAnsi"/>
+              </w:rPr>
             </w:pPr>
             <w:r>
               <w:rPr>
-                <w:rFonts w:ascii="Times New Roman" w:hAnsi="Times New Roman"/>
+                <w:rFonts w:asciiTheme="majorHAnsi" w:hAnsiTheme="majorHAnsi" w:cstheme="majorHAnsi"/>
                 <w:b/>
                 <w:color w:val="FFFFFF"/>
                 <w:sz w:val="24"/>
@@ -131,7 +141,7 @@
             </w:r>
             <w:r>
               <w:rPr>
-                <w:rFonts w:ascii="Times New Roman" w:hAnsi="Times New Roman"/>
+                <w:rFonts w:asciiTheme="majorHAnsi" w:hAnsiTheme="majorHAnsi" w:cstheme="majorHAnsi"/>
                 <w:b/>
                 <w:color w:val="FFFFFF"/>
                 <w:sz w:val="24"/>
@@ -163,10 +173,13 @@
             <w:pPr>
               <w:spacing w:before="40" w:after="40"/>
               <w:jc w:val="center"/>
+              <w:rPr>
+                <w:rFonts w:asciiTheme="majorHAnsi" w:hAnsiTheme="majorHAnsi" w:cstheme="majorHAnsi"/>
+              </w:rPr>
             </w:pPr>
             <w:r>
               <w:rPr>
-                <w:rFonts w:ascii="Times New Roman" w:hAnsi="Times New Roman"/>
+                <w:rFonts w:asciiTheme="majorHAnsi" w:hAnsiTheme="majorHAnsi" w:cstheme="majorHAnsi"/>
                 <w:b/>
                 <w:color w:val="FFFFFF"/>
                 <w:sz w:val="24"/>
@@ -175,7 +188,7 @@
             </w:r>
             <w:r>
               <w:rPr>
-                <w:rFonts w:ascii="Times New Roman" w:hAnsi="Times New Roman"/>
+                <w:rFonts w:asciiTheme="majorHAnsi" w:hAnsiTheme="majorHAnsi" w:cstheme="majorHAnsi"/>
                 <w:b/>
                 <w:color w:val="FFFFFF"/>
                 <w:sz w:val="24"/>
@@ -207,10 +220,13 @@
             <w:pPr>
               <w:spacing w:before="40" w:after="40"/>
               <w:jc w:val="center"/>
+              <w:rPr>
+                <w:rFonts w:asciiTheme="majorHAnsi" w:hAnsiTheme="majorHAnsi" w:cstheme="majorHAnsi"/>
+              </w:rPr>
             </w:pPr>
             <w:r>
               <w:rPr>
-                <w:rFonts w:ascii="Times New Roman" w:hAnsi="Times New Roman"/>
+                <w:rFonts w:asciiTheme="majorHAnsi" w:hAnsiTheme="majorHAnsi" w:cstheme="majorHAnsi"/>
                 <w:b/>
                 <w:color w:val="FFFFFF"/>
                 <w:sz w:val="24"/>
@@ -241,10 +257,13 @@
             <w:pPr>
               <w:spacing w:before="40" w:after="40"/>
               <w:jc w:val="center"/>
+              <w:rPr>
+                <w:rFonts w:asciiTheme="majorHAnsi" w:hAnsiTheme="majorHAnsi" w:cstheme="majorHAnsi"/>
+              </w:rPr>
             </w:pPr>
             <w:r>
               <w:rPr>
-                <w:rFonts w:ascii="Times New Roman" w:hAnsi="Times New Roman"/>
+                <w:rFonts w:asciiTheme="majorHAnsi" w:hAnsiTheme="majorHAnsi" w:cstheme="majorHAnsi"/>
                 <w:b/>
                 <w:color w:val="FFFFFF"/>
                 <w:sz w:val="24"/>
@@ -253,7 +272,7 @@
             </w:r>
             <w:r>
               <w:rPr>
-                <w:rFonts w:ascii="Times New Roman" w:hAnsi="Times New Roman"/>
+                <w:rFonts w:asciiTheme="majorHAnsi" w:hAnsiTheme="majorHAnsi" w:cstheme="majorHAnsi"/>
                 <w:b/>
                 <w:color w:val="FFFFFF"/>
                 <w:sz w:val="24"/>
@@ -290,10 +309,13 @@
             <w:pPr>
               <w:spacing w:before="40" w:after="40"/>
               <w:jc w:val="center"/>
+              <w:rPr>
+                <w:rFonts w:asciiTheme="majorHAnsi" w:hAnsiTheme="majorHAnsi" w:cstheme="majorHAnsi"/>
+              </w:rPr>
             </w:pPr>
             <w:r>
               <w:rPr>
-                <w:rFonts w:ascii="Times New Roman" w:hAnsi="Times New Roman"/>
+                <w:rFonts w:asciiTheme="majorHAnsi" w:hAnsiTheme="majorHAnsi" w:cstheme="majorHAnsi"/>
                 <w:b/>
                 <w:color w:val="DC2626"/>
                 <w:sz w:val="24"/>
@@ -324,6 +346,9 @@
             <w:pPr>
               <w:spacing w:before="40" w:after="40"/>
               <w:jc w:val="center"/>
+              <w:rPr>
+                <w:rFonts w:asciiTheme="majorHAnsi" w:hAnsiTheme="majorHAnsi" w:cstheme="majorHAnsi"/>
+              </w:rPr>
             </w:pPr>
           </w:p>
         </w:tc>
@@ -349,6 +374,9 @@
             <w:pPr>
               <w:spacing w:before="40" w:after="40"/>
               <w:jc w:val="center"/>
+              <w:rPr>
+                <w:rFonts w:asciiTheme="majorHAnsi" w:hAnsiTheme="majorHAnsi" w:cstheme="majorHAnsi"/>
+              </w:rPr>
             </w:pPr>
           </w:p>
         </w:tc>
@@ -373,10 +401,13 @@
           <w:p>
             <w:pPr>
               <w:spacing w:before="40" w:after="40"/>
+              <w:rPr>
+                <w:rFonts w:asciiTheme="majorHAnsi" w:hAnsiTheme="majorHAnsi" w:cstheme="majorHAnsi"/>
+              </w:rPr>
             </w:pPr>
             <w:r>
               <w:rPr>
-                <w:rFonts w:ascii="Times New Roman" w:hAnsi="Times New Roman"/>
+                <w:rFonts w:asciiTheme="majorHAnsi" w:hAnsiTheme="majorHAnsi" w:cstheme="majorHAnsi"/>
                 <w:b/>
                 <w:color w:val="DC2626"/>
                 <w:sz w:val="24"/>
@@ -407,6 +438,9 @@
             <w:pPr>
               <w:spacing w:before="40" w:after="40"/>
               <w:jc w:val="center"/>
+              <w:rPr>
+                <w:rFonts w:asciiTheme="majorHAnsi" w:hAnsiTheme="majorHAnsi" w:cstheme="majorHAnsi"/>
+              </w:rPr>
             </w:pPr>
           </w:p>
         </w:tc>
@@ -437,6 +471,9 @@
             <w:pPr>
               <w:spacing w:before="40" w:after="40"/>
               <w:jc w:val="center"/>
+              <w:rPr>
+                <w:rFonts w:asciiTheme="majorHAnsi" w:hAnsiTheme="majorHAnsi" w:cstheme="majorHAnsi"/>
+              </w:rPr>
             </w:pPr>
           </w:p>
         </w:tc>
@@ -462,10 +499,13 @@
             <w:pPr>
               <w:spacing w:before="40" w:after="40"/>
               <w:jc w:val="center"/>
+              <w:rPr>
+                <w:rFonts w:asciiTheme="majorHAnsi" w:hAnsiTheme="majorHAnsi" w:cstheme="majorHAnsi"/>
+              </w:rPr>
             </w:pPr>
             <w:r>
               <w:rPr>
-                <w:rFonts w:ascii="Times New Roman" w:hAnsi="Times New Roman"/>
+                <w:rFonts w:asciiTheme="majorHAnsi" w:hAnsiTheme="majorHAnsi" w:cstheme="majorHAnsi"/>
                 <w:color w:val="181818"/>
                 <w:sz w:val="24"/>
               </w:rPr>
@@ -495,6 +535,9 @@
             <w:pPr>
               <w:spacing w:before="40" w:after="40"/>
               <w:jc w:val="center"/>
+              <w:rPr>
+                <w:rFonts w:asciiTheme="majorHAnsi" w:hAnsiTheme="majorHAnsi" w:cstheme="majorHAnsi"/>
+              </w:rPr>
             </w:pPr>
           </w:p>
         </w:tc>
@@ -519,10 +562,13 @@
           <w:p>
             <w:pPr>
               <w:spacing w:before="40" w:after="40"/>
+              <w:rPr>
+                <w:rFonts w:asciiTheme="majorHAnsi" w:hAnsiTheme="majorHAnsi" w:cstheme="majorHAnsi"/>
+              </w:rPr>
             </w:pPr>
             <w:r>
               <w:rPr>
-                <w:rFonts w:ascii="Times New Roman" w:hAnsi="Times New Roman"/>
+                <w:rFonts w:asciiTheme="majorHAnsi" w:hAnsiTheme="majorHAnsi" w:cstheme="majorHAnsi"/>
                 <w:color w:val="181818"/>
                 <w:sz w:val="24"/>
               </w:rPr>
@@ -552,6 +598,9 @@
             <w:pPr>
               <w:spacing w:before="40" w:after="40"/>
               <w:jc w:val="center"/>
+              <w:rPr>
+                <w:rFonts w:asciiTheme="majorHAnsi" w:hAnsiTheme="majorHAnsi" w:cstheme="majorHAnsi"/>
+              </w:rPr>
             </w:pPr>
           </w:p>
         </w:tc>
@@ -582,6 +631,9 @@
             <w:pPr>
               <w:spacing w:before="40" w:after="40"/>
               <w:jc w:val="center"/>
+              <w:rPr>
+                <w:rFonts w:asciiTheme="majorHAnsi" w:hAnsiTheme="majorHAnsi" w:cstheme="majorHAnsi"/>
+              </w:rPr>
             </w:pPr>
           </w:p>
         </w:tc>
@@ -607,10 +659,13 @@
             <w:pPr>
               <w:spacing w:before="40" w:after="40"/>
               <w:jc w:val="center"/>
+              <w:rPr>
+                <w:rFonts w:asciiTheme="majorHAnsi" w:hAnsiTheme="majorHAnsi" w:cstheme="majorHAnsi"/>
+              </w:rPr>
             </w:pPr>
             <w:r>
               <w:rPr>
-                <w:rFonts w:ascii="Times New Roman" w:hAnsi="Times New Roman"/>
+                <w:rFonts w:asciiTheme="majorHAnsi" w:hAnsiTheme="majorHAnsi" w:cstheme="majorHAnsi"/>
                 <w:color w:val="181818"/>
                 <w:sz w:val="24"/>
               </w:rPr>
@@ -640,6 +695,9 @@
             <w:pPr>
               <w:spacing w:before="40" w:after="40"/>
               <w:jc w:val="center"/>
+              <w:rPr>
+                <w:rFonts w:asciiTheme="majorHAnsi" w:hAnsiTheme="majorHAnsi" w:cstheme="majorHAnsi"/>
+              </w:rPr>
             </w:pPr>
           </w:p>
         </w:tc>
@@ -664,10 +722,13 @@
           <w:p>
             <w:pPr>
               <w:spacing w:before="40" w:after="40"/>
+              <w:rPr>
+                <w:rFonts w:asciiTheme="majorHAnsi" w:hAnsiTheme="majorHAnsi" w:cstheme="majorHAnsi"/>
+              </w:rPr>
             </w:pPr>
             <w:r>
               <w:rPr>
-                <w:rFonts w:ascii="Times New Roman" w:hAnsi="Times New Roman"/>
+                <w:rFonts w:asciiTheme="majorHAnsi" w:hAnsiTheme="majorHAnsi" w:cstheme="majorHAnsi"/>
                 <w:color w:val="181818"/>
                 <w:sz w:val="24"/>
               </w:rPr>
@@ -697,6 +758,9 @@
             <w:pPr>
               <w:spacing w:before="40" w:after="40"/>
               <w:jc w:val="center"/>
+              <w:rPr>
+                <w:rFonts w:asciiTheme="majorHAnsi" w:hAnsiTheme="majorHAnsi" w:cstheme="majorHAnsi"/>
+              </w:rPr>
             </w:pPr>
           </w:p>
         </w:tc>
@@ -727,10 +791,13 @@
             <w:pPr>
               <w:spacing w:before="40" w:after="40"/>
               <w:jc w:val="center"/>
+              <w:rPr>
+                <w:rFonts w:asciiTheme="majorHAnsi" w:hAnsiTheme="majorHAnsi" w:cstheme="majorHAnsi"/>
+              </w:rPr>
             </w:pPr>
             <w:r>
               <w:rPr>
-                <w:rFonts w:ascii="Times New Roman" w:hAnsi="Times New Roman"/>
+                <w:rFonts w:asciiTheme="majorHAnsi" w:hAnsiTheme="majorHAnsi" w:cstheme="majorHAnsi"/>
                 <w:b/>
                 <w:color w:val="DC2626"/>
                 <w:sz w:val="24"/>
@@ -761,6 +828,9 @@
             <w:pPr>
               <w:spacing w:before="40" w:after="40"/>
               <w:jc w:val="center"/>
+              <w:rPr>
+                <w:rFonts w:asciiTheme="majorHAnsi" w:hAnsiTheme="majorHAnsi" w:cstheme="majorHAnsi"/>
+              </w:rPr>
             </w:pPr>
           </w:p>
         </w:tc>
@@ -786,6 +856,9 @@
             <w:pPr>
               <w:spacing w:before="40" w:after="40"/>
               <w:jc w:val="center"/>
+              <w:rPr>
+                <w:rFonts w:asciiTheme="majorHAnsi" w:hAnsiTheme="majorHAnsi" w:cstheme="majorHAnsi"/>
+              </w:rPr>
             </w:pPr>
           </w:p>
         </w:tc>
@@ -810,10 +883,13 @@
           <w:p>
             <w:pPr>
               <w:spacing w:before="40" w:after="40"/>
+              <w:rPr>
+                <w:rFonts w:asciiTheme="majorHAnsi" w:hAnsiTheme="majorHAnsi" w:cstheme="majorHAnsi"/>
+              </w:rPr>
             </w:pPr>
             <w:r>
               <w:rPr>
-                <w:rFonts w:ascii="Times New Roman" w:hAnsi="Times New Roman"/>
+                <w:rFonts w:asciiTheme="majorHAnsi" w:hAnsiTheme="majorHAnsi" w:cstheme="majorHAnsi"/>
                 <w:b/>
                 <w:color w:val="DC2626"/>
                 <w:sz w:val="24"/>
@@ -844,6 +920,9 @@
             <w:pPr>
               <w:spacing w:before="40" w:after="40"/>
               <w:jc w:val="center"/>
+              <w:rPr>
+                <w:rFonts w:asciiTheme="majorHAnsi" w:hAnsiTheme="majorHAnsi" w:cstheme="majorHAnsi"/>
+              </w:rPr>
             </w:pPr>
           </w:p>
         </w:tc>
@@ -874,6 +953,9 @@
             <w:pPr>
               <w:spacing w:before="40" w:after="40"/>
               <w:jc w:val="center"/>
+              <w:rPr>
+                <w:rFonts w:asciiTheme="majorHAnsi" w:hAnsiTheme="majorHAnsi" w:cstheme="majorHAnsi"/>
+              </w:rPr>
             </w:pPr>
           </w:p>
         </w:tc>
@@ -899,10 +981,13 @@
             <w:pPr>
               <w:spacing w:before="40" w:after="40"/>
               <w:jc w:val="center"/>
+              <w:rPr>
+                <w:rFonts w:asciiTheme="majorHAnsi" w:hAnsiTheme="majorHAnsi" w:cstheme="majorHAnsi"/>
+              </w:rPr>
             </w:pPr>
             <w:r>
               <w:rPr>
-                <w:rFonts w:ascii="Times New Roman" w:hAnsi="Times New Roman"/>
+                <w:rFonts w:asciiTheme="majorHAnsi" w:hAnsiTheme="majorHAnsi" w:cstheme="majorHAnsi"/>
                 <w:color w:val="181818"/>
                 <w:sz w:val="24"/>
               </w:rPr>
@@ -932,6 +1017,9 @@
             <w:pPr>
               <w:spacing w:before="40" w:after="40"/>
               <w:jc w:val="center"/>
+              <w:rPr>
+                <w:rFonts w:asciiTheme="majorHAnsi" w:hAnsiTheme="majorHAnsi" w:cstheme="majorHAnsi"/>
+              </w:rPr>
             </w:pPr>
           </w:p>
         </w:tc>
@@ -956,10 +1044,13 @@
           <w:p>
             <w:pPr>
               <w:spacing w:before="40" w:after="40"/>
+              <w:rPr>
+                <w:rFonts w:asciiTheme="majorHAnsi" w:hAnsiTheme="majorHAnsi" w:cstheme="majorHAnsi"/>
+              </w:rPr>
             </w:pPr>
             <w:r>
               <w:rPr>
-                <w:rFonts w:ascii="Times New Roman" w:hAnsi="Times New Roman"/>
+                <w:rFonts w:asciiTheme="majorHAnsi" w:hAnsiTheme="majorHAnsi" w:cstheme="majorHAnsi"/>
                 <w:color w:val="181818"/>
                 <w:sz w:val="24"/>
               </w:rPr>
@@ -989,6 +1080,9 @@
             <w:pPr>
               <w:spacing w:before="40" w:after="40"/>
               <w:jc w:val="center"/>
+              <w:rPr>
+                <w:rFonts w:asciiTheme="majorHAnsi" w:hAnsiTheme="majorHAnsi" w:cstheme="majorHAnsi"/>
+              </w:rPr>
             </w:pPr>
           </w:p>
         </w:tc>
@@ -1019,6 +1113,9 @@
             <w:pPr>
               <w:spacing w:before="40" w:after="40"/>
               <w:jc w:val="center"/>
+              <w:rPr>
+                <w:rFonts w:asciiTheme="majorHAnsi" w:hAnsiTheme="majorHAnsi" w:cstheme="majorHAnsi"/>
+              </w:rPr>
             </w:pPr>
           </w:p>
         </w:tc>
@@ -1044,10 +1141,13 @@
             <w:pPr>
               <w:spacing w:before="40" w:after="40"/>
               <w:jc w:val="center"/>
+              <w:rPr>
+                <w:rFonts w:asciiTheme="majorHAnsi" w:hAnsiTheme="majorHAnsi" w:cstheme="majorHAnsi"/>
+              </w:rPr>
             </w:pPr>
             <w:r>
               <w:rPr>
-                <w:rFonts w:ascii="Times New Roman" w:hAnsi="Times New Roman"/>
+                <w:rFonts w:asciiTheme="majorHAnsi" w:hAnsiTheme="majorHAnsi" w:cstheme="majorHAnsi"/>
                 <w:color w:val="181818"/>
                 <w:sz w:val="24"/>
               </w:rPr>
@@ -1077,6 +1177,9 @@
             <w:pPr>
               <w:spacing w:before="40" w:after="40"/>
               <w:jc w:val="center"/>
+              <w:rPr>
+                <w:rFonts w:asciiTheme="majorHAnsi" w:hAnsiTheme="majorHAnsi" w:cstheme="majorHAnsi"/>
+              </w:rPr>
             </w:pPr>
           </w:p>
         </w:tc>
@@ -1101,10 +1204,13 @@
           <w:p>
             <w:pPr>
               <w:spacing w:before="40" w:after="40"/>
+              <w:rPr>
+                <w:rFonts w:asciiTheme="majorHAnsi" w:hAnsiTheme="majorHAnsi" w:cstheme="majorHAnsi"/>
+              </w:rPr>
             </w:pPr>
             <w:r>
               <w:rPr>
-                <w:rFonts w:ascii="Times New Roman" w:hAnsi="Times New Roman"/>
+                <w:rFonts w:asciiTheme="majorHAnsi" w:hAnsiTheme="majorHAnsi" w:cstheme="majorHAnsi"/>
                 <w:color w:val="181818"/>
                 <w:sz w:val="24"/>
               </w:rPr>
@@ -1134,6 +1240,9 @@
             <w:pPr>
               <w:spacing w:before="40" w:after="40"/>
               <w:jc w:val="center"/>
+              <w:rPr>
+                <w:rFonts w:asciiTheme="majorHAnsi" w:hAnsiTheme="majorHAnsi" w:cstheme="majorHAnsi"/>
+              </w:rPr>
             </w:pPr>
           </w:p>
         </w:tc>
@@ -1164,6 +1273,9 @@
             <w:pPr>
               <w:spacing w:before="40" w:after="40"/>
               <w:jc w:val="center"/>
+              <w:rPr>
+                <w:rFonts w:asciiTheme="majorHAnsi" w:hAnsiTheme="majorHAnsi" w:cstheme="majorHAnsi"/>
+              </w:rPr>
             </w:pPr>
           </w:p>
         </w:tc>
@@ -1189,10 +1301,13 @@
             <w:pPr>
               <w:spacing w:before="40" w:after="40"/>
               <w:jc w:val="center"/>
+              <w:rPr>
+                <w:rFonts w:asciiTheme="majorHAnsi" w:hAnsiTheme="majorHAnsi" w:cstheme="majorHAnsi"/>
+              </w:rPr>
             </w:pPr>
             <w:r>
               <w:rPr>
-                <w:rFonts w:ascii="Times New Roman" w:hAnsi="Times New Roman"/>
+                <w:rFonts w:asciiTheme="majorHAnsi" w:hAnsiTheme="majorHAnsi" w:cstheme="majorHAnsi"/>
                 <w:color w:val="181818"/>
                 <w:sz w:val="24"/>
               </w:rPr>
@@ -1222,6 +1337,9 @@
             <w:pPr>
               <w:spacing w:before="40" w:after="40"/>
               <w:jc w:val="center"/>
+              <w:rPr>
+                <w:rFonts w:asciiTheme="majorHAnsi" w:hAnsiTheme="majorHAnsi" w:cstheme="majorHAnsi"/>
+              </w:rPr>
             </w:pPr>
           </w:p>
         </w:tc>
@@ -1246,10 +1364,13 @@
           <w:p>
             <w:pPr>
               <w:spacing w:before="40" w:after="40"/>
+              <w:rPr>
+                <w:rFonts w:asciiTheme="majorHAnsi" w:hAnsiTheme="majorHAnsi" w:cstheme="majorHAnsi"/>
+              </w:rPr>
             </w:pPr>
             <w:r>
               <w:rPr>
-                <w:rFonts w:ascii="Times New Roman" w:hAnsi="Times New Roman"/>
+                <w:rFonts w:asciiTheme="majorHAnsi" w:hAnsiTheme="majorHAnsi" w:cstheme="majorHAnsi"/>
                 <w:color w:val="181818"/>
                 <w:sz w:val="24"/>
               </w:rPr>
@@ -1279,6 +1400,9 @@
             <w:pPr>
               <w:spacing w:before="40" w:after="40"/>
               <w:jc w:val="center"/>
+              <w:rPr>
+                <w:rFonts w:asciiTheme="majorHAnsi" w:hAnsiTheme="majorHAnsi" w:cstheme="majorHAnsi"/>
+              </w:rPr>
             </w:pPr>
           </w:p>
         </w:tc>
@@ -1309,6 +1433,9 @@
             <w:pPr>
               <w:spacing w:before="40" w:after="40"/>
               <w:jc w:val="center"/>
+              <w:rPr>
+                <w:rFonts w:asciiTheme="majorHAnsi" w:hAnsiTheme="majorHAnsi" w:cstheme="majorHAnsi"/>
+              </w:rPr>
             </w:pPr>
           </w:p>
         </w:tc>
@@ -1334,6 +1461,9 @@
             <w:pPr>
               <w:spacing w:before="40" w:after="40"/>
               <w:jc w:val="center"/>
+              <w:rPr>
+                <w:rFonts w:asciiTheme="majorHAnsi" w:hAnsiTheme="majorHAnsi" w:cstheme="majorHAnsi"/>
+              </w:rPr>
             </w:pPr>
           </w:p>
         </w:tc>
@@ -1359,10 +1489,13 @@
             <w:pPr>
               <w:spacing w:before="40" w:after="40"/>
               <w:jc w:val="center"/>
+              <w:rPr>
+                <w:rFonts w:asciiTheme="majorHAnsi" w:hAnsiTheme="majorHAnsi" w:cstheme="majorHAnsi"/>
+              </w:rPr>
             </w:pPr>
             <w:r>
               <w:rPr>
-                <w:rFonts w:ascii="Times New Roman" w:hAnsi="Times New Roman"/>
+                <w:rFonts w:asciiTheme="majorHAnsi" w:hAnsiTheme="majorHAnsi" w:cstheme="majorHAnsi"/>
                 <w:color w:val="444444"/>
               </w:rPr>
               <w:t>2.3.1</w:t>
@@ -1390,14 +1523,26 @@
           <w:p>
             <w:pPr>
               <w:spacing w:before="40" w:after="40"/>
+              <w:rPr>
+                <w:rFonts w:asciiTheme="majorHAnsi" w:hAnsiTheme="majorHAnsi" w:cstheme="majorHAnsi"/>
+                <w:iCs/>
+              </w:rPr>
             </w:pPr>
             <w:r>
               <w:rPr>
-                <w:rFonts w:ascii="Times New Roman" w:hAnsi="Times New Roman"/>
-                <w:i/>
+                <w:rFonts w:asciiTheme="majorHAnsi" w:hAnsiTheme="majorHAnsi" w:cstheme="majorHAnsi"/>
+                <w:iCs/>
                 <w:color w:val="444444"/>
               </w:rPr>
-              <w:t>→  Advantages / Comparison Study</w:t>
+              <w:t>→ Advantages</w:t>
+            </w:r>
+            <w:r>
+              <w:rPr>
+                <w:rFonts w:asciiTheme="majorHAnsi" w:hAnsiTheme="majorHAnsi" w:cstheme="majorHAnsi"/>
+                <w:iCs/>
+                <w:color w:val="444444"/>
+              </w:rPr>
+              <w:t xml:space="preserve"> / Comparison Study</w:t>
             </w:r>
           </w:p>
         </w:tc>
@@ -1423,6 +1568,9 @@
             <w:pPr>
               <w:spacing w:before="40" w:after="40"/>
               <w:jc w:val="center"/>
+              <w:rPr>
+                <w:rFonts w:asciiTheme="majorHAnsi" w:hAnsiTheme="majorHAnsi" w:cstheme="majorHAnsi"/>
+              </w:rPr>
             </w:pPr>
           </w:p>
         </w:tc>
@@ -1453,6 +1601,9 @@
             <w:pPr>
               <w:spacing w:before="40" w:after="40"/>
               <w:jc w:val="center"/>
+              <w:rPr>
+                <w:rFonts w:asciiTheme="majorHAnsi" w:hAnsiTheme="majorHAnsi" w:cstheme="majorHAnsi"/>
+              </w:rPr>
             </w:pPr>
           </w:p>
         </w:tc>
@@ -1478,6 +1629,9 @@
             <w:pPr>
               <w:spacing w:before="40" w:after="40"/>
               <w:jc w:val="center"/>
+              <w:rPr>
+                <w:rFonts w:asciiTheme="majorHAnsi" w:hAnsiTheme="majorHAnsi" w:cstheme="majorHAnsi"/>
+              </w:rPr>
             </w:pPr>
           </w:p>
         </w:tc>
@@ -1503,10 +1657,13 @@
             <w:pPr>
               <w:spacing w:before="40" w:after="40"/>
               <w:jc w:val="center"/>
+              <w:rPr>
+                <w:rFonts w:asciiTheme="majorHAnsi" w:hAnsiTheme="majorHAnsi" w:cstheme="majorHAnsi"/>
+              </w:rPr>
             </w:pPr>
             <w:r>
               <w:rPr>
-                <w:rFonts w:ascii="Times New Roman" w:hAnsi="Times New Roman"/>
+                <w:rFonts w:asciiTheme="majorHAnsi" w:hAnsiTheme="majorHAnsi" w:cstheme="majorHAnsi"/>
                 <w:color w:val="444444"/>
               </w:rPr>
               <w:t>2.3.2</w:t>
@@ -1534,14 +1691,26 @@
           <w:p>
             <w:pPr>
               <w:spacing w:before="40" w:after="40"/>
+              <w:rPr>
+                <w:rFonts w:asciiTheme="majorHAnsi" w:hAnsiTheme="majorHAnsi" w:cstheme="majorHAnsi"/>
+                <w:iCs/>
+              </w:rPr>
             </w:pPr>
             <w:r>
               <w:rPr>
-                <w:rFonts w:ascii="Times New Roman" w:hAnsi="Times New Roman"/>
-                <w:i/>
+                <w:rFonts w:asciiTheme="majorHAnsi" w:hAnsiTheme="majorHAnsi" w:cstheme="majorHAnsi"/>
+                <w:iCs/>
                 <w:color w:val="444444"/>
               </w:rPr>
-              <w:t>→  Modules (with short description)</w:t>
+              <w:t>→ Modules</w:t>
+            </w:r>
+            <w:r>
+              <w:rPr>
+                <w:rFonts w:asciiTheme="majorHAnsi" w:hAnsiTheme="majorHAnsi" w:cstheme="majorHAnsi"/>
+                <w:iCs/>
+                <w:color w:val="444444"/>
+              </w:rPr>
+              <w:t xml:space="preserve"> (with short description)</w:t>
             </w:r>
           </w:p>
         </w:tc>
@@ -1567,6 +1736,9 @@
             <w:pPr>
               <w:spacing w:before="40" w:after="40"/>
               <w:jc w:val="center"/>
+              <w:rPr>
+                <w:rFonts w:asciiTheme="majorHAnsi" w:hAnsiTheme="majorHAnsi" w:cstheme="majorHAnsi"/>
+              </w:rPr>
             </w:pPr>
           </w:p>
         </w:tc>
@@ -1597,10 +1769,13 @@
             <w:pPr>
               <w:spacing w:before="40" w:after="40"/>
               <w:jc w:val="center"/>
+              <w:rPr>
+                <w:rFonts w:asciiTheme="majorHAnsi" w:hAnsiTheme="majorHAnsi" w:cstheme="majorHAnsi"/>
+              </w:rPr>
             </w:pPr>
             <w:r>
               <w:rPr>
-                <w:rFonts w:ascii="Times New Roman" w:hAnsi="Times New Roman"/>
+                <w:rFonts w:asciiTheme="majorHAnsi" w:hAnsiTheme="majorHAnsi" w:cstheme="majorHAnsi"/>
                 <w:b/>
                 <w:color w:val="DC2626"/>
                 <w:sz w:val="24"/>
@@ -1631,6 +1806,9 @@
             <w:pPr>
               <w:spacing w:before="40" w:after="40"/>
               <w:jc w:val="center"/>
+              <w:rPr>
+                <w:rFonts w:asciiTheme="majorHAnsi" w:hAnsiTheme="majorHAnsi" w:cstheme="majorHAnsi"/>
+              </w:rPr>
             </w:pPr>
           </w:p>
         </w:tc>
@@ -1656,6 +1834,9 @@
             <w:pPr>
               <w:spacing w:before="40" w:after="40"/>
               <w:jc w:val="center"/>
+              <w:rPr>
+                <w:rFonts w:asciiTheme="majorHAnsi" w:hAnsiTheme="majorHAnsi" w:cstheme="majorHAnsi"/>
+              </w:rPr>
             </w:pPr>
           </w:p>
         </w:tc>
@@ -1680,10 +1861,13 @@
           <w:p>
             <w:pPr>
               <w:spacing w:before="40" w:after="40"/>
+              <w:rPr>
+                <w:rFonts w:asciiTheme="majorHAnsi" w:hAnsiTheme="majorHAnsi" w:cstheme="majorHAnsi"/>
+              </w:rPr>
             </w:pPr>
             <w:r>
               <w:rPr>
-                <w:rFonts w:ascii="Times New Roman" w:hAnsi="Times New Roman"/>
+                <w:rFonts w:asciiTheme="majorHAnsi" w:hAnsiTheme="majorHAnsi" w:cstheme="majorHAnsi"/>
                 <w:b/>
                 <w:color w:val="DC2626"/>
                 <w:sz w:val="24"/>
@@ -1714,6 +1898,9 @@
             <w:pPr>
               <w:spacing w:before="40" w:after="40"/>
               <w:jc w:val="center"/>
+              <w:rPr>
+                <w:rFonts w:asciiTheme="majorHAnsi" w:hAnsiTheme="majorHAnsi" w:cstheme="majorHAnsi"/>
+              </w:rPr>
             </w:pPr>
           </w:p>
         </w:tc>
@@ -1744,6 +1931,9 @@
             <w:pPr>
               <w:spacing w:before="40" w:after="40"/>
               <w:jc w:val="center"/>
+              <w:rPr>
+                <w:rFonts w:asciiTheme="majorHAnsi" w:hAnsiTheme="majorHAnsi" w:cstheme="majorHAnsi"/>
+              </w:rPr>
             </w:pPr>
           </w:p>
         </w:tc>
@@ -1769,10 +1959,13 @@
             <w:pPr>
               <w:spacing w:before="40" w:after="40"/>
               <w:jc w:val="center"/>
+              <w:rPr>
+                <w:rFonts w:asciiTheme="majorHAnsi" w:hAnsiTheme="majorHAnsi" w:cstheme="majorHAnsi"/>
+              </w:rPr>
             </w:pPr>
             <w:r>
               <w:rPr>
-                <w:rFonts w:ascii="Times New Roman" w:hAnsi="Times New Roman"/>
+                <w:rFonts w:asciiTheme="majorHAnsi" w:hAnsiTheme="majorHAnsi" w:cstheme="majorHAnsi"/>
                 <w:color w:val="181818"/>
                 <w:sz w:val="24"/>
               </w:rPr>
@@ -1802,6 +1995,9 @@
             <w:pPr>
               <w:spacing w:before="40" w:after="40"/>
               <w:jc w:val="center"/>
+              <w:rPr>
+                <w:rFonts w:asciiTheme="majorHAnsi" w:hAnsiTheme="majorHAnsi" w:cstheme="majorHAnsi"/>
+              </w:rPr>
             </w:pPr>
           </w:p>
         </w:tc>
@@ -1826,10 +2022,13 @@
           <w:p>
             <w:pPr>
               <w:spacing w:before="40" w:after="40"/>
+              <w:rPr>
+                <w:rFonts w:asciiTheme="majorHAnsi" w:hAnsiTheme="majorHAnsi" w:cstheme="majorHAnsi"/>
+              </w:rPr>
             </w:pPr>
             <w:r>
               <w:rPr>
-                <w:rFonts w:ascii="Times New Roman" w:hAnsi="Times New Roman"/>
+                <w:rFonts w:asciiTheme="majorHAnsi" w:hAnsiTheme="majorHAnsi" w:cstheme="majorHAnsi"/>
                 <w:color w:val="181818"/>
                 <w:sz w:val="24"/>
               </w:rPr>
@@ -1859,6 +2058,9 @@
             <w:pPr>
               <w:spacing w:before="40" w:after="40"/>
               <w:jc w:val="center"/>
+              <w:rPr>
+                <w:rFonts w:asciiTheme="majorHAnsi" w:hAnsiTheme="majorHAnsi" w:cstheme="majorHAnsi"/>
+              </w:rPr>
             </w:pPr>
           </w:p>
         </w:tc>
@@ -1889,6 +2091,9 @@
             <w:pPr>
               <w:spacing w:before="40" w:after="40"/>
               <w:jc w:val="center"/>
+              <w:rPr>
+                <w:rFonts w:asciiTheme="majorHAnsi" w:hAnsiTheme="majorHAnsi" w:cstheme="majorHAnsi"/>
+              </w:rPr>
             </w:pPr>
           </w:p>
         </w:tc>
@@ -1914,10 +2119,13 @@
             <w:pPr>
               <w:spacing w:before="40" w:after="40"/>
               <w:jc w:val="center"/>
+              <w:rPr>
+                <w:rFonts w:asciiTheme="majorHAnsi" w:hAnsiTheme="majorHAnsi" w:cstheme="majorHAnsi"/>
+              </w:rPr>
             </w:pPr>
             <w:r>
               <w:rPr>
-                <w:rFonts w:ascii="Times New Roman" w:hAnsi="Times New Roman"/>
+                <w:rFonts w:asciiTheme="majorHAnsi" w:hAnsiTheme="majorHAnsi" w:cstheme="majorHAnsi"/>
                 <w:color w:val="181818"/>
                 <w:sz w:val="24"/>
               </w:rPr>
@@ -1947,6 +2155,9 @@
             <w:pPr>
               <w:spacing w:before="40" w:after="40"/>
               <w:jc w:val="center"/>
+              <w:rPr>
+                <w:rFonts w:asciiTheme="majorHAnsi" w:hAnsiTheme="majorHAnsi" w:cstheme="majorHAnsi"/>
+              </w:rPr>
             </w:pPr>
           </w:p>
         </w:tc>
@@ -1971,10 +2182,13 @@
           <w:p>
             <w:pPr>
               <w:spacing w:before="40" w:after="40"/>
+              <w:rPr>
+                <w:rFonts w:asciiTheme="majorHAnsi" w:hAnsiTheme="majorHAnsi" w:cstheme="majorHAnsi"/>
+              </w:rPr>
             </w:pPr>
             <w:r>
               <w:rPr>
-                <w:rFonts w:ascii="Times New Roman" w:hAnsi="Times New Roman"/>
+                <w:rFonts w:asciiTheme="majorHAnsi" w:hAnsiTheme="majorHAnsi" w:cstheme="majorHAnsi"/>
                 <w:color w:val="181818"/>
                 <w:sz w:val="24"/>
               </w:rPr>
@@ -2004,6 +2218,9 @@
             <w:pPr>
               <w:spacing w:before="40" w:after="40"/>
               <w:jc w:val="center"/>
+              <w:rPr>
+                <w:rFonts w:asciiTheme="majorHAnsi" w:hAnsiTheme="majorHAnsi" w:cstheme="majorHAnsi"/>
+              </w:rPr>
             </w:pPr>
           </w:p>
         </w:tc>
@@ -2034,6 +2251,9 @@
             <w:pPr>
               <w:spacing w:before="40" w:after="40"/>
               <w:jc w:val="center"/>
+              <w:rPr>
+                <w:rFonts w:asciiTheme="majorHAnsi" w:hAnsiTheme="majorHAnsi" w:cstheme="majorHAnsi"/>
+              </w:rPr>
             </w:pPr>
           </w:p>
         </w:tc>
@@ -2059,10 +2279,13 @@
             <w:pPr>
               <w:spacing w:before="40" w:after="40"/>
               <w:jc w:val="center"/>
+              <w:rPr>
+                <w:rFonts w:asciiTheme="majorHAnsi" w:hAnsiTheme="majorHAnsi" w:cstheme="majorHAnsi"/>
+              </w:rPr>
             </w:pPr>
             <w:r>
               <w:rPr>
-                <w:rFonts w:ascii="Times New Roman" w:hAnsi="Times New Roman"/>
+                <w:rFonts w:asciiTheme="majorHAnsi" w:hAnsiTheme="majorHAnsi" w:cstheme="majorHAnsi"/>
                 <w:color w:val="181818"/>
                 <w:sz w:val="24"/>
               </w:rPr>
@@ -2092,6 +2315,9 @@
             <w:pPr>
               <w:spacing w:before="40" w:after="40"/>
               <w:jc w:val="center"/>
+              <w:rPr>
+                <w:rFonts w:asciiTheme="majorHAnsi" w:hAnsiTheme="majorHAnsi" w:cstheme="majorHAnsi"/>
+              </w:rPr>
             </w:pPr>
           </w:p>
         </w:tc>
@@ -2116,10 +2342,13 @@
           <w:p>
             <w:pPr>
               <w:spacing w:before="40" w:after="40"/>
+              <w:rPr>
+                <w:rFonts w:asciiTheme="majorHAnsi" w:hAnsiTheme="majorHAnsi" w:cstheme="majorHAnsi"/>
+              </w:rPr>
             </w:pPr>
             <w:r>
               <w:rPr>
-                <w:rFonts w:ascii="Times New Roman" w:hAnsi="Times New Roman"/>
+                <w:rFonts w:asciiTheme="majorHAnsi" w:hAnsiTheme="majorHAnsi" w:cstheme="majorHAnsi"/>
                 <w:color w:val="181818"/>
                 <w:sz w:val="24"/>
               </w:rPr>
@@ -2149,6 +2378,9 @@
             <w:pPr>
               <w:spacing w:before="40" w:after="40"/>
               <w:jc w:val="center"/>
+              <w:rPr>
+                <w:rFonts w:asciiTheme="majorHAnsi" w:hAnsiTheme="majorHAnsi" w:cstheme="majorHAnsi"/>
+              </w:rPr>
             </w:pPr>
           </w:p>
         </w:tc>
@@ -2179,6 +2411,9 @@
             <w:pPr>
               <w:spacing w:before="40" w:after="40"/>
               <w:jc w:val="center"/>
+              <w:rPr>
+                <w:rFonts w:asciiTheme="majorHAnsi" w:hAnsiTheme="majorHAnsi" w:cstheme="majorHAnsi"/>
+              </w:rPr>
             </w:pPr>
           </w:p>
         </w:tc>
@@ -2204,6 +2439,9 @@
             <w:pPr>
               <w:spacing w:before="40" w:after="40"/>
               <w:jc w:val="center"/>
+              <w:rPr>
+                <w:rFonts w:asciiTheme="majorHAnsi" w:hAnsiTheme="majorHAnsi" w:cstheme="majorHAnsi"/>
+              </w:rPr>
             </w:pPr>
           </w:p>
         </w:tc>
@@ -2229,10 +2467,13 @@
             <w:pPr>
               <w:spacing w:before="40" w:after="40"/>
               <w:jc w:val="center"/>
+              <w:rPr>
+                <w:rFonts w:asciiTheme="majorHAnsi" w:hAnsiTheme="majorHAnsi" w:cstheme="majorHAnsi"/>
+              </w:rPr>
             </w:pPr>
             <w:r>
               <w:rPr>
-                <w:rFonts w:ascii="Times New Roman" w:hAnsi="Times New Roman"/>
+                <w:rFonts w:asciiTheme="majorHAnsi" w:hAnsiTheme="majorHAnsi" w:cstheme="majorHAnsi"/>
                 <w:color w:val="444444"/>
               </w:rPr>
               <w:t>3.3.1</w:t>
@@ -2260,14 +2501,25 @@
           <w:p>
             <w:pPr>
               <w:spacing w:before="40" w:after="40"/>
+              <w:rPr>
+                <w:rFonts w:asciiTheme="majorHAnsi" w:hAnsiTheme="majorHAnsi" w:cstheme="majorHAnsi"/>
+              </w:rPr>
             </w:pPr>
             <w:r>
               <w:rPr>
-                <w:rFonts w:ascii="Times New Roman" w:hAnsi="Times New Roman"/>
+                <w:rFonts w:asciiTheme="majorHAnsi" w:hAnsiTheme="majorHAnsi" w:cstheme="majorHAnsi"/>
                 <w:i/>
                 <w:color w:val="444444"/>
               </w:rPr>
-              <w:t>→  About Front-End (React, Vite, TypeScript, Tailwind CSS)</w:t>
+              <w:t>→ About</w:t>
+            </w:r>
+            <w:r>
+              <w:rPr>
+                <w:rFonts w:asciiTheme="majorHAnsi" w:hAnsiTheme="majorHAnsi" w:cstheme="majorHAnsi"/>
+                <w:iCs/>
+                <w:color w:val="444444"/>
+              </w:rPr>
+              <w:t xml:space="preserve"> Front-End (React, Vite, TypeScript, Tailwind CSS)</w:t>
             </w:r>
           </w:p>
         </w:tc>
@@ -2293,6 +2545,9 @@
             <w:pPr>
               <w:spacing w:before="40" w:after="40"/>
               <w:jc w:val="center"/>
+              <w:rPr>
+                <w:rFonts w:asciiTheme="majorHAnsi" w:hAnsiTheme="majorHAnsi" w:cstheme="majorHAnsi"/>
+              </w:rPr>
             </w:pPr>
           </w:p>
         </w:tc>
@@ -2323,6 +2578,9 @@
             <w:pPr>
               <w:spacing w:before="40" w:after="40"/>
               <w:jc w:val="center"/>
+              <w:rPr>
+                <w:rFonts w:asciiTheme="majorHAnsi" w:hAnsiTheme="majorHAnsi" w:cstheme="majorHAnsi"/>
+              </w:rPr>
             </w:pPr>
           </w:p>
         </w:tc>
@@ -2348,6 +2606,9 @@
             <w:pPr>
               <w:spacing w:before="40" w:after="40"/>
               <w:jc w:val="center"/>
+              <w:rPr>
+                <w:rFonts w:asciiTheme="majorHAnsi" w:hAnsiTheme="majorHAnsi" w:cstheme="majorHAnsi"/>
+              </w:rPr>
             </w:pPr>
           </w:p>
         </w:tc>
@@ -2373,10 +2634,13 @@
             <w:pPr>
               <w:spacing w:before="40" w:after="40"/>
               <w:jc w:val="center"/>
+              <w:rPr>
+                <w:rFonts w:asciiTheme="majorHAnsi" w:hAnsiTheme="majorHAnsi" w:cstheme="majorHAnsi"/>
+              </w:rPr>
             </w:pPr>
             <w:r>
               <w:rPr>
-                <w:rFonts w:ascii="Times New Roman" w:hAnsi="Times New Roman"/>
+                <w:rFonts w:asciiTheme="majorHAnsi" w:hAnsiTheme="majorHAnsi" w:cstheme="majorHAnsi"/>
                 <w:color w:val="444444"/>
               </w:rPr>
               <w:t>3.3.2</w:t>
@@ -2404,14 +2668,26 @@
           <w:p>
             <w:pPr>
               <w:spacing w:before="40" w:after="40"/>
+              <w:rPr>
+                <w:rFonts w:asciiTheme="majorHAnsi" w:hAnsiTheme="majorHAnsi" w:cstheme="majorHAnsi"/>
+                <w:iCs/>
+              </w:rPr>
             </w:pPr>
             <w:r>
               <w:rPr>
-                <w:rFonts w:ascii="Times New Roman" w:hAnsi="Times New Roman"/>
-                <w:i/>
+                <w:rFonts w:asciiTheme="majorHAnsi" w:hAnsiTheme="majorHAnsi" w:cstheme="majorHAnsi"/>
+                <w:iCs/>
                 <w:color w:val="444444"/>
               </w:rPr>
-              <w:t>→  About Back-End (Java, Spring Boot, Spring Security, JPA)</w:t>
+              <w:t>→ About</w:t>
+            </w:r>
+            <w:r>
+              <w:rPr>
+                <w:rFonts w:asciiTheme="majorHAnsi" w:hAnsiTheme="majorHAnsi" w:cstheme="majorHAnsi"/>
+                <w:iCs/>
+                <w:color w:val="444444"/>
+              </w:rPr>
+              <w:t xml:space="preserve"> Back-End (Java, Spring Boot, Spring Security, JPA)</w:t>
             </w:r>
           </w:p>
         </w:tc>
@@ -2437,6 +2713,9 @@
             <w:pPr>
               <w:spacing w:before="40" w:after="40"/>
               <w:jc w:val="center"/>
+              <w:rPr>
+                <w:rFonts w:asciiTheme="majorHAnsi" w:hAnsiTheme="majorHAnsi" w:cstheme="majorHAnsi"/>
+              </w:rPr>
             </w:pPr>
           </w:p>
         </w:tc>
@@ -2467,10 +2746,13 @@
             <w:pPr>
               <w:spacing w:before="40" w:after="40"/>
               <w:jc w:val="center"/>
+              <w:rPr>
+                <w:rFonts w:asciiTheme="majorHAnsi" w:hAnsiTheme="majorHAnsi" w:cstheme="majorHAnsi"/>
+              </w:rPr>
             </w:pPr>
             <w:r>
               <w:rPr>
-                <w:rFonts w:ascii="Times New Roman" w:hAnsi="Times New Roman"/>
+                <w:rFonts w:asciiTheme="majorHAnsi" w:hAnsiTheme="majorHAnsi" w:cstheme="majorHAnsi"/>
                 <w:b/>
                 <w:color w:val="DC2626"/>
                 <w:sz w:val="24"/>
@@ -2501,6 +2783,9 @@
             <w:pPr>
               <w:spacing w:before="40" w:after="40"/>
               <w:jc w:val="center"/>
+              <w:rPr>
+                <w:rFonts w:asciiTheme="majorHAnsi" w:hAnsiTheme="majorHAnsi" w:cstheme="majorHAnsi"/>
+              </w:rPr>
             </w:pPr>
           </w:p>
         </w:tc>
@@ -2526,6 +2811,9 @@
             <w:pPr>
               <w:spacing w:before="40" w:after="40"/>
               <w:jc w:val="center"/>
+              <w:rPr>
+                <w:rFonts w:asciiTheme="majorHAnsi" w:hAnsiTheme="majorHAnsi" w:cstheme="majorHAnsi"/>
+              </w:rPr>
             </w:pPr>
           </w:p>
         </w:tc>
@@ -2550,10 +2838,13 @@
           <w:p>
             <w:pPr>
               <w:spacing w:before="40" w:after="40"/>
+              <w:rPr>
+                <w:rFonts w:asciiTheme="majorHAnsi" w:hAnsiTheme="majorHAnsi" w:cstheme="majorHAnsi"/>
+              </w:rPr>
             </w:pPr>
             <w:r>
               <w:rPr>
-                <w:rFonts w:ascii="Times New Roman" w:hAnsi="Times New Roman"/>
+                <w:rFonts w:asciiTheme="majorHAnsi" w:hAnsiTheme="majorHAnsi" w:cstheme="majorHAnsi"/>
                 <w:b/>
                 <w:color w:val="DC2626"/>
                 <w:sz w:val="24"/>
@@ -2584,6 +2875,9 @@
             <w:pPr>
               <w:spacing w:before="40" w:after="40"/>
               <w:jc w:val="center"/>
+              <w:rPr>
+                <w:rFonts w:asciiTheme="majorHAnsi" w:hAnsiTheme="majorHAnsi" w:cstheme="majorHAnsi"/>
+              </w:rPr>
             </w:pPr>
           </w:p>
         </w:tc>
@@ -2614,6 +2908,9 @@
             <w:pPr>
               <w:spacing w:before="40" w:after="40"/>
               <w:jc w:val="center"/>
+              <w:rPr>
+                <w:rFonts w:asciiTheme="majorHAnsi" w:hAnsiTheme="majorHAnsi" w:cstheme="majorHAnsi"/>
+              </w:rPr>
             </w:pPr>
           </w:p>
         </w:tc>
@@ -2639,10 +2936,13 @@
             <w:pPr>
               <w:spacing w:before="40" w:after="40"/>
               <w:jc w:val="center"/>
+              <w:rPr>
+                <w:rFonts w:asciiTheme="majorHAnsi" w:hAnsiTheme="majorHAnsi" w:cstheme="majorHAnsi"/>
+              </w:rPr>
             </w:pPr>
             <w:r>
               <w:rPr>
-                <w:rFonts w:ascii="Times New Roman" w:hAnsi="Times New Roman"/>
+                <w:rFonts w:asciiTheme="majorHAnsi" w:hAnsiTheme="majorHAnsi" w:cstheme="majorHAnsi"/>
                 <w:color w:val="181818"/>
                 <w:sz w:val="24"/>
               </w:rPr>
@@ -2672,6 +2972,9 @@
             <w:pPr>
               <w:spacing w:before="40" w:after="40"/>
               <w:jc w:val="center"/>
+              <w:rPr>
+                <w:rFonts w:asciiTheme="majorHAnsi" w:hAnsiTheme="majorHAnsi" w:cstheme="majorHAnsi"/>
+              </w:rPr>
             </w:pPr>
           </w:p>
         </w:tc>
@@ -2696,10 +2999,13 @@
           <w:p>
             <w:pPr>
               <w:spacing w:before="40" w:after="40"/>
+              <w:rPr>
+                <w:rFonts w:asciiTheme="majorHAnsi" w:hAnsiTheme="majorHAnsi" w:cstheme="majorHAnsi"/>
+              </w:rPr>
             </w:pPr>
             <w:r>
               <w:rPr>
-                <w:rFonts w:ascii="Times New Roman" w:hAnsi="Times New Roman"/>
+                <w:rFonts w:asciiTheme="majorHAnsi" w:hAnsiTheme="majorHAnsi" w:cstheme="majorHAnsi"/>
                 <w:color w:val="181818"/>
                 <w:sz w:val="24"/>
               </w:rPr>
@@ -2729,6 +3035,9 @@
             <w:pPr>
               <w:spacing w:before="40" w:after="40"/>
               <w:jc w:val="center"/>
+              <w:rPr>
+                <w:rFonts w:asciiTheme="majorHAnsi" w:hAnsiTheme="majorHAnsi" w:cstheme="majorHAnsi"/>
+              </w:rPr>
             </w:pPr>
           </w:p>
         </w:tc>
@@ -2759,6 +3068,9 @@
             <w:pPr>
               <w:spacing w:before="40" w:after="40"/>
               <w:jc w:val="center"/>
+              <w:rPr>
+                <w:rFonts w:asciiTheme="majorHAnsi" w:hAnsiTheme="majorHAnsi" w:cstheme="majorHAnsi"/>
+              </w:rPr>
             </w:pPr>
           </w:p>
         </w:tc>
@@ -2784,10 +3096,13 @@
             <w:pPr>
               <w:spacing w:before="40" w:after="40"/>
               <w:jc w:val="center"/>
+              <w:rPr>
+                <w:rFonts w:asciiTheme="majorHAnsi" w:hAnsiTheme="majorHAnsi" w:cstheme="majorHAnsi"/>
+              </w:rPr>
             </w:pPr>
             <w:r>
               <w:rPr>
-                <w:rFonts w:ascii="Times New Roman" w:hAnsi="Times New Roman"/>
+                <w:rFonts w:asciiTheme="majorHAnsi" w:hAnsiTheme="majorHAnsi" w:cstheme="majorHAnsi"/>
                 <w:color w:val="181818"/>
                 <w:sz w:val="24"/>
               </w:rPr>
@@ -2817,6 +3132,9 @@
             <w:pPr>
               <w:spacing w:before="40" w:after="40"/>
               <w:jc w:val="center"/>
+              <w:rPr>
+                <w:rFonts w:asciiTheme="majorHAnsi" w:hAnsiTheme="majorHAnsi" w:cstheme="majorHAnsi"/>
+              </w:rPr>
             </w:pPr>
           </w:p>
         </w:tc>
@@ -2841,10 +3159,13 @@
           <w:p>
             <w:pPr>
               <w:spacing w:before="40" w:after="40"/>
+              <w:rPr>
+                <w:rFonts w:asciiTheme="majorHAnsi" w:hAnsiTheme="majorHAnsi" w:cstheme="majorHAnsi"/>
+              </w:rPr>
             </w:pPr>
             <w:r>
               <w:rPr>
-                <w:rFonts w:ascii="Times New Roman" w:hAnsi="Times New Roman"/>
+                <w:rFonts w:asciiTheme="majorHAnsi" w:hAnsiTheme="majorHAnsi" w:cstheme="majorHAnsi"/>
                 <w:color w:val="181818"/>
                 <w:sz w:val="24"/>
               </w:rPr>
@@ -2874,6 +3195,9 @@
             <w:pPr>
               <w:spacing w:before="40" w:after="40"/>
               <w:jc w:val="center"/>
+              <w:rPr>
+                <w:rFonts w:asciiTheme="majorHAnsi" w:hAnsiTheme="majorHAnsi" w:cstheme="majorHAnsi"/>
+              </w:rPr>
             </w:pPr>
           </w:p>
         </w:tc>
@@ -2904,6 +3228,9 @@
             <w:pPr>
               <w:spacing w:before="40" w:after="40"/>
               <w:jc w:val="center"/>
+              <w:rPr>
+                <w:rFonts w:asciiTheme="majorHAnsi" w:hAnsiTheme="majorHAnsi" w:cstheme="majorHAnsi"/>
+              </w:rPr>
             </w:pPr>
           </w:p>
         </w:tc>
@@ -2929,10 +3256,13 @@
             <w:pPr>
               <w:spacing w:before="40" w:after="40"/>
               <w:jc w:val="center"/>
+              <w:rPr>
+                <w:rFonts w:asciiTheme="majorHAnsi" w:hAnsiTheme="majorHAnsi" w:cstheme="majorHAnsi"/>
+              </w:rPr>
             </w:pPr>
             <w:r>
               <w:rPr>
-                <w:rFonts w:ascii="Times New Roman" w:hAnsi="Times New Roman"/>
+                <w:rFonts w:asciiTheme="majorHAnsi" w:hAnsiTheme="majorHAnsi" w:cstheme="majorHAnsi"/>
                 <w:color w:val="181818"/>
                 <w:sz w:val="24"/>
               </w:rPr>
@@ -2962,6 +3292,9 @@
             <w:pPr>
               <w:spacing w:before="40" w:after="40"/>
               <w:jc w:val="center"/>
+              <w:rPr>
+                <w:rFonts w:asciiTheme="majorHAnsi" w:hAnsiTheme="majorHAnsi" w:cstheme="majorHAnsi"/>
+              </w:rPr>
             </w:pPr>
           </w:p>
         </w:tc>
@@ -2986,10 +3319,13 @@
           <w:p>
             <w:pPr>
               <w:spacing w:before="40" w:after="40"/>
+              <w:rPr>
+                <w:rFonts w:asciiTheme="majorHAnsi" w:hAnsiTheme="majorHAnsi" w:cstheme="majorHAnsi"/>
+              </w:rPr>
             </w:pPr>
             <w:r>
               <w:rPr>
-                <w:rFonts w:ascii="Times New Roman" w:hAnsi="Times New Roman"/>
+                <w:rFonts w:asciiTheme="majorHAnsi" w:hAnsiTheme="majorHAnsi" w:cstheme="majorHAnsi"/>
                 <w:color w:val="181818"/>
                 <w:sz w:val="24"/>
               </w:rPr>
@@ -3019,6 +3355,9 @@
             <w:pPr>
               <w:spacing w:before="40" w:after="40"/>
               <w:jc w:val="center"/>
+              <w:rPr>
+                <w:rFonts w:asciiTheme="majorHAnsi" w:hAnsiTheme="majorHAnsi" w:cstheme="majorHAnsi"/>
+              </w:rPr>
             </w:pPr>
           </w:p>
         </w:tc>
@@ -3049,6 +3388,9 @@
             <w:pPr>
               <w:spacing w:before="40" w:after="40"/>
               <w:jc w:val="center"/>
+              <w:rPr>
+                <w:rFonts w:asciiTheme="majorHAnsi" w:hAnsiTheme="majorHAnsi" w:cstheme="majorHAnsi"/>
+              </w:rPr>
             </w:pPr>
           </w:p>
         </w:tc>
@@ -3074,10 +3416,13 @@
             <w:pPr>
               <w:spacing w:before="40" w:after="40"/>
               <w:jc w:val="center"/>
+              <w:rPr>
+                <w:rFonts w:asciiTheme="majorHAnsi" w:hAnsiTheme="majorHAnsi" w:cstheme="majorHAnsi"/>
+              </w:rPr>
             </w:pPr>
             <w:r>
               <w:rPr>
-                <w:rFonts w:ascii="Times New Roman" w:hAnsi="Times New Roman"/>
+                <w:rFonts w:asciiTheme="majorHAnsi" w:hAnsiTheme="majorHAnsi" w:cstheme="majorHAnsi"/>
                 <w:color w:val="181818"/>
                 <w:sz w:val="24"/>
               </w:rPr>
@@ -3107,6 +3452,9 @@
             <w:pPr>
               <w:spacing w:before="40" w:after="40"/>
               <w:jc w:val="center"/>
+              <w:rPr>
+                <w:rFonts w:asciiTheme="majorHAnsi" w:hAnsiTheme="majorHAnsi" w:cstheme="majorHAnsi"/>
+              </w:rPr>
             </w:pPr>
           </w:p>
         </w:tc>
@@ -3131,10 +3479,13 @@
           <w:p>
             <w:pPr>
               <w:spacing w:before="40" w:after="40"/>
+              <w:rPr>
+                <w:rFonts w:asciiTheme="majorHAnsi" w:hAnsiTheme="majorHAnsi" w:cstheme="majorHAnsi"/>
+              </w:rPr>
             </w:pPr>
             <w:r>
               <w:rPr>
-                <w:rFonts w:ascii="Times New Roman" w:hAnsi="Times New Roman"/>
+                <w:rFonts w:asciiTheme="majorHAnsi" w:hAnsiTheme="majorHAnsi" w:cstheme="majorHAnsi"/>
                 <w:color w:val="181818"/>
                 <w:sz w:val="24"/>
               </w:rPr>
@@ -3164,6 +3515,9 @@
             <w:pPr>
               <w:spacing w:before="40" w:after="40"/>
               <w:jc w:val="center"/>
+              <w:rPr>
+                <w:rFonts w:asciiTheme="majorHAnsi" w:hAnsiTheme="majorHAnsi" w:cstheme="majorHAnsi"/>
+              </w:rPr>
             </w:pPr>
           </w:p>
         </w:tc>
@@ -3194,6 +3548,9 @@
             <w:pPr>
               <w:spacing w:before="40" w:after="40"/>
               <w:jc w:val="center"/>
+              <w:rPr>
+                <w:rFonts w:asciiTheme="majorHAnsi" w:hAnsiTheme="majorHAnsi" w:cstheme="majorHAnsi"/>
+              </w:rPr>
             </w:pPr>
           </w:p>
         </w:tc>
@@ -3219,6 +3576,9 @@
             <w:pPr>
               <w:spacing w:before="40" w:after="40"/>
               <w:jc w:val="center"/>
+              <w:rPr>
+                <w:rFonts w:asciiTheme="majorHAnsi" w:hAnsiTheme="majorHAnsi" w:cstheme="majorHAnsi"/>
+              </w:rPr>
             </w:pPr>
           </w:p>
         </w:tc>
@@ -3244,10 +3604,13 @@
             <w:pPr>
               <w:spacing w:before="40" w:after="40"/>
               <w:jc w:val="center"/>
+              <w:rPr>
+                <w:rFonts w:asciiTheme="majorHAnsi" w:hAnsiTheme="majorHAnsi" w:cstheme="majorHAnsi"/>
+              </w:rPr>
             </w:pPr>
             <w:r>
               <w:rPr>
-                <w:rFonts w:ascii="Times New Roman" w:hAnsi="Times New Roman"/>
+                <w:rFonts w:asciiTheme="majorHAnsi" w:hAnsiTheme="majorHAnsi" w:cstheme="majorHAnsi"/>
                 <w:color w:val="444444"/>
               </w:rPr>
               <w:t>4.4.1</w:t>
@@ -3275,14 +3638,18 @@
           <w:p>
             <w:pPr>
               <w:spacing w:before="40" w:after="40"/>
+              <w:rPr>
+                <w:rFonts w:asciiTheme="majorHAnsi" w:hAnsiTheme="majorHAnsi" w:cstheme="majorHAnsi"/>
+                <w:iCs/>
+              </w:rPr>
             </w:pPr>
             <w:r>
               <w:rPr>
-                <w:rFonts w:ascii="Times New Roman" w:hAnsi="Times New Roman"/>
-                <w:i/>
+                <w:rFonts w:asciiTheme="majorHAnsi" w:hAnsiTheme="majorHAnsi" w:cstheme="majorHAnsi"/>
+                <w:iCs/>
                 <w:color w:val="444444"/>
               </w:rPr>
-              <w:t>→  Use Case Diagrams</w:t>
+              <w:t>→ Use Case Diagrams</w:t>
             </w:r>
           </w:p>
         </w:tc>
@@ -3308,6 +3675,9 @@
             <w:pPr>
               <w:spacing w:before="40" w:after="40"/>
               <w:jc w:val="center"/>
+              <w:rPr>
+                <w:rFonts w:asciiTheme="majorHAnsi" w:hAnsiTheme="majorHAnsi" w:cstheme="majorHAnsi"/>
+              </w:rPr>
             </w:pPr>
           </w:p>
         </w:tc>
@@ -3338,6 +3708,9 @@
             <w:pPr>
               <w:spacing w:before="40" w:after="40"/>
               <w:jc w:val="center"/>
+              <w:rPr>
+                <w:rFonts w:asciiTheme="majorHAnsi" w:hAnsiTheme="majorHAnsi" w:cstheme="majorHAnsi"/>
+              </w:rPr>
             </w:pPr>
           </w:p>
         </w:tc>
@@ -3363,6 +3736,9 @@
             <w:pPr>
               <w:spacing w:before="40" w:after="40"/>
               <w:jc w:val="center"/>
+              <w:rPr>
+                <w:rFonts w:asciiTheme="majorHAnsi" w:hAnsiTheme="majorHAnsi" w:cstheme="majorHAnsi"/>
+              </w:rPr>
             </w:pPr>
           </w:p>
         </w:tc>
@@ -3388,10 +3764,13 @@
             <w:pPr>
               <w:spacing w:before="40" w:after="40"/>
               <w:jc w:val="center"/>
+              <w:rPr>
+                <w:rFonts w:asciiTheme="majorHAnsi" w:hAnsiTheme="majorHAnsi" w:cstheme="majorHAnsi"/>
+              </w:rPr>
             </w:pPr>
             <w:r>
               <w:rPr>
-                <w:rFonts w:ascii="Times New Roman" w:hAnsi="Times New Roman"/>
+                <w:rFonts w:asciiTheme="majorHAnsi" w:hAnsiTheme="majorHAnsi" w:cstheme="majorHAnsi"/>
                 <w:color w:val="444444"/>
               </w:rPr>
               <w:t>4.4.2</w:t>
@@ -3419,14 +3798,18 @@
           <w:p>
             <w:pPr>
               <w:spacing w:before="40" w:after="40"/>
+              <w:rPr>
+                <w:rFonts w:asciiTheme="majorHAnsi" w:hAnsiTheme="majorHAnsi" w:cstheme="majorHAnsi"/>
+                <w:iCs/>
+              </w:rPr>
             </w:pPr>
             <w:r>
               <w:rPr>
-                <w:rFonts w:ascii="Times New Roman" w:hAnsi="Times New Roman"/>
-                <w:i/>
+                <w:rFonts w:asciiTheme="majorHAnsi" w:hAnsiTheme="majorHAnsi" w:cstheme="majorHAnsi"/>
+                <w:iCs/>
                 <w:color w:val="444444"/>
               </w:rPr>
-              <w:t>→  Activity Diagrams</w:t>
+              <w:t>→ Activity Diagrams</w:t>
             </w:r>
           </w:p>
         </w:tc>
@@ -3452,6 +3835,9 @@
             <w:pPr>
               <w:spacing w:before="40" w:after="40"/>
               <w:jc w:val="center"/>
+              <w:rPr>
+                <w:rFonts w:asciiTheme="majorHAnsi" w:hAnsiTheme="majorHAnsi" w:cstheme="majorHAnsi"/>
+              </w:rPr>
             </w:pPr>
           </w:p>
         </w:tc>
@@ -3482,6 +3868,9 @@
             <w:pPr>
               <w:spacing w:before="40" w:after="40"/>
               <w:jc w:val="center"/>
+              <w:rPr>
+                <w:rFonts w:asciiTheme="majorHAnsi" w:hAnsiTheme="majorHAnsi" w:cstheme="majorHAnsi"/>
+              </w:rPr>
             </w:pPr>
           </w:p>
         </w:tc>
@@ -3507,6 +3896,9 @@
             <w:pPr>
               <w:spacing w:before="40" w:after="40"/>
               <w:jc w:val="center"/>
+              <w:rPr>
+                <w:rFonts w:asciiTheme="majorHAnsi" w:hAnsiTheme="majorHAnsi" w:cstheme="majorHAnsi"/>
+              </w:rPr>
             </w:pPr>
           </w:p>
         </w:tc>
@@ -3532,10 +3924,13 @@
             <w:pPr>
               <w:spacing w:before="40" w:after="40"/>
               <w:jc w:val="center"/>
+              <w:rPr>
+                <w:rFonts w:asciiTheme="majorHAnsi" w:hAnsiTheme="majorHAnsi" w:cstheme="majorHAnsi"/>
+              </w:rPr>
             </w:pPr>
             <w:r>
               <w:rPr>
-                <w:rFonts w:ascii="Times New Roman" w:hAnsi="Times New Roman"/>
+                <w:rFonts w:asciiTheme="majorHAnsi" w:hAnsiTheme="majorHAnsi" w:cstheme="majorHAnsi"/>
                 <w:color w:val="444444"/>
               </w:rPr>
               <w:t>4.4.3</w:t>
@@ -3563,14 +3958,18 @@
           <w:p>
             <w:pPr>
               <w:spacing w:before="40" w:after="40"/>
+              <w:rPr>
+                <w:rFonts w:asciiTheme="majorHAnsi" w:hAnsiTheme="majorHAnsi" w:cstheme="majorHAnsi"/>
+                <w:iCs/>
+              </w:rPr>
             </w:pPr>
             <w:r>
               <w:rPr>
-                <w:rFonts w:ascii="Times New Roman" w:hAnsi="Times New Roman"/>
-                <w:i/>
+                <w:rFonts w:asciiTheme="majorHAnsi" w:hAnsiTheme="majorHAnsi" w:cstheme="majorHAnsi"/>
+                <w:iCs/>
                 <w:color w:val="444444"/>
               </w:rPr>
-              <w:t>→  Sequence Diagrams</w:t>
+              <w:t>→ Sequence Diagrams</w:t>
             </w:r>
           </w:p>
         </w:tc>
@@ -3596,6 +3995,9 @@
             <w:pPr>
               <w:spacing w:before="40" w:after="40"/>
               <w:jc w:val="center"/>
+              <w:rPr>
+                <w:rFonts w:asciiTheme="majorHAnsi" w:hAnsiTheme="majorHAnsi" w:cstheme="majorHAnsi"/>
+              </w:rPr>
             </w:pPr>
           </w:p>
         </w:tc>
@@ -3626,6 +4028,9 @@
             <w:pPr>
               <w:spacing w:before="40" w:after="40"/>
               <w:jc w:val="center"/>
+              <w:rPr>
+                <w:rFonts w:asciiTheme="majorHAnsi" w:hAnsiTheme="majorHAnsi" w:cstheme="majorHAnsi"/>
+              </w:rPr>
             </w:pPr>
           </w:p>
         </w:tc>
@@ -3651,6 +4056,9 @@
             <w:pPr>
               <w:spacing w:before="40" w:after="40"/>
               <w:jc w:val="center"/>
+              <w:rPr>
+                <w:rFonts w:asciiTheme="majorHAnsi" w:hAnsiTheme="majorHAnsi" w:cstheme="majorHAnsi"/>
+              </w:rPr>
             </w:pPr>
           </w:p>
         </w:tc>
@@ -3676,10 +4084,13 @@
             <w:pPr>
               <w:spacing w:before="40" w:after="40"/>
               <w:jc w:val="center"/>
+              <w:rPr>
+                <w:rFonts w:asciiTheme="majorHAnsi" w:hAnsiTheme="majorHAnsi" w:cstheme="majorHAnsi"/>
+              </w:rPr>
             </w:pPr>
             <w:r>
               <w:rPr>
-                <w:rFonts w:ascii="Times New Roman" w:hAnsi="Times New Roman"/>
+                <w:rFonts w:asciiTheme="majorHAnsi" w:hAnsiTheme="majorHAnsi" w:cstheme="majorHAnsi"/>
                 <w:color w:val="444444"/>
               </w:rPr>
               <w:t>4.4.4</w:t>
@@ -3707,14 +4118,18 @@
           <w:p>
             <w:pPr>
               <w:spacing w:before="40" w:after="40"/>
+              <w:rPr>
+                <w:rFonts w:asciiTheme="majorHAnsi" w:hAnsiTheme="majorHAnsi" w:cstheme="majorHAnsi"/>
+                <w:iCs/>
+              </w:rPr>
             </w:pPr>
             <w:r>
               <w:rPr>
-                <w:rFonts w:ascii="Times New Roman" w:hAnsi="Times New Roman"/>
-                <w:i/>
+                <w:rFonts w:asciiTheme="majorHAnsi" w:hAnsiTheme="majorHAnsi" w:cstheme="majorHAnsi"/>
+                <w:iCs/>
                 <w:color w:val="444444"/>
               </w:rPr>
-              <w:t>→  Collaboration Diagrams</w:t>
+              <w:t>→ Collaboration Diagrams</w:t>
             </w:r>
           </w:p>
         </w:tc>
@@ -3740,6 +4155,9 @@
             <w:pPr>
               <w:spacing w:before="40" w:after="40"/>
               <w:jc w:val="center"/>
+              <w:rPr>
+                <w:rFonts w:asciiTheme="majorHAnsi" w:hAnsiTheme="majorHAnsi" w:cstheme="majorHAnsi"/>
+              </w:rPr>
             </w:pPr>
           </w:p>
         </w:tc>
@@ -3770,6 +4188,9 @@
             <w:pPr>
               <w:spacing w:before="40" w:after="40"/>
               <w:jc w:val="center"/>
+              <w:rPr>
+                <w:rFonts w:asciiTheme="majorHAnsi" w:hAnsiTheme="majorHAnsi" w:cstheme="majorHAnsi"/>
+              </w:rPr>
             </w:pPr>
           </w:p>
         </w:tc>
@@ -3795,6 +4216,9 @@
             <w:pPr>
               <w:spacing w:before="40" w:after="40"/>
               <w:jc w:val="center"/>
+              <w:rPr>
+                <w:rFonts w:asciiTheme="majorHAnsi" w:hAnsiTheme="majorHAnsi" w:cstheme="majorHAnsi"/>
+              </w:rPr>
             </w:pPr>
           </w:p>
         </w:tc>
@@ -3820,10 +4244,13 @@
             <w:pPr>
               <w:spacing w:before="40" w:after="40"/>
               <w:jc w:val="center"/>
+              <w:rPr>
+                <w:rFonts w:asciiTheme="majorHAnsi" w:hAnsiTheme="majorHAnsi" w:cstheme="majorHAnsi"/>
+              </w:rPr>
             </w:pPr>
             <w:r>
               <w:rPr>
-                <w:rFonts w:ascii="Times New Roman" w:hAnsi="Times New Roman"/>
+                <w:rFonts w:asciiTheme="majorHAnsi" w:hAnsiTheme="majorHAnsi" w:cstheme="majorHAnsi"/>
                 <w:color w:val="444444"/>
               </w:rPr>
               <w:t>4.4.5</w:t>
@@ -3851,14 +4278,18 @@
           <w:p>
             <w:pPr>
               <w:spacing w:before="40" w:after="40"/>
+              <w:rPr>
+                <w:rFonts w:asciiTheme="majorHAnsi" w:hAnsiTheme="majorHAnsi" w:cstheme="majorHAnsi"/>
+                <w:iCs/>
+              </w:rPr>
             </w:pPr>
             <w:r>
               <w:rPr>
-                <w:rFonts w:ascii="Times New Roman" w:hAnsi="Times New Roman"/>
-                <w:i/>
+                <w:rFonts w:asciiTheme="majorHAnsi" w:hAnsiTheme="majorHAnsi" w:cstheme="majorHAnsi"/>
+                <w:iCs/>
                 <w:color w:val="444444"/>
               </w:rPr>
-              <w:t>→  Class Diagrams</w:t>
+              <w:t>→ Class Diagrams</w:t>
             </w:r>
           </w:p>
         </w:tc>
@@ -3884,6 +4315,9 @@
             <w:pPr>
               <w:spacing w:before="40" w:after="40"/>
               <w:jc w:val="center"/>
+              <w:rPr>
+                <w:rFonts w:asciiTheme="majorHAnsi" w:hAnsiTheme="majorHAnsi" w:cstheme="majorHAnsi"/>
+              </w:rPr>
             </w:pPr>
           </w:p>
         </w:tc>
@@ -3914,6 +4348,9 @@
             <w:pPr>
               <w:spacing w:before="40" w:after="40"/>
               <w:jc w:val="center"/>
+              <w:rPr>
+                <w:rFonts w:asciiTheme="majorHAnsi" w:hAnsiTheme="majorHAnsi" w:cstheme="majorHAnsi"/>
+              </w:rPr>
             </w:pPr>
           </w:p>
         </w:tc>
@@ -3939,10 +4376,13 @@
             <w:pPr>
               <w:spacing w:before="40" w:after="40"/>
               <w:jc w:val="center"/>
+              <w:rPr>
+                <w:rFonts w:asciiTheme="majorHAnsi" w:hAnsiTheme="majorHAnsi" w:cstheme="majorHAnsi"/>
+              </w:rPr>
             </w:pPr>
             <w:r>
               <w:rPr>
-                <w:rFonts w:ascii="Times New Roman" w:hAnsi="Times New Roman"/>
+                <w:rFonts w:asciiTheme="majorHAnsi" w:hAnsiTheme="majorHAnsi" w:cstheme="majorHAnsi"/>
                 <w:color w:val="181818"/>
                 <w:sz w:val="24"/>
               </w:rPr>
@@ -3972,6 +4412,9 @@
             <w:pPr>
               <w:spacing w:before="40" w:after="40"/>
               <w:jc w:val="center"/>
+              <w:rPr>
+                <w:rFonts w:asciiTheme="majorHAnsi" w:hAnsiTheme="majorHAnsi" w:cstheme="majorHAnsi"/>
+              </w:rPr>
             </w:pPr>
           </w:p>
         </w:tc>
@@ -3996,10 +4439,13 @@
           <w:p>
             <w:pPr>
               <w:spacing w:before="40" w:after="40"/>
+              <w:rPr>
+                <w:rFonts w:asciiTheme="majorHAnsi" w:hAnsiTheme="majorHAnsi" w:cstheme="majorHAnsi"/>
+              </w:rPr>
             </w:pPr>
             <w:r>
               <w:rPr>
-                <w:rFonts w:ascii="Times New Roman" w:hAnsi="Times New Roman"/>
+                <w:rFonts w:asciiTheme="majorHAnsi" w:hAnsiTheme="majorHAnsi" w:cstheme="majorHAnsi"/>
                 <w:color w:val="181818"/>
                 <w:sz w:val="24"/>
               </w:rPr>
@@ -4029,6 +4475,9 @@
             <w:pPr>
               <w:spacing w:before="40" w:after="40"/>
               <w:jc w:val="center"/>
+              <w:rPr>
+                <w:rFonts w:asciiTheme="majorHAnsi" w:hAnsiTheme="majorHAnsi" w:cstheme="majorHAnsi"/>
+              </w:rPr>
             </w:pPr>
           </w:p>
         </w:tc>
@@ -4059,6 +4508,9 @@
             <w:pPr>
               <w:spacing w:before="40" w:after="40"/>
               <w:jc w:val="center"/>
+              <w:rPr>
+                <w:rFonts w:asciiTheme="majorHAnsi" w:hAnsiTheme="majorHAnsi" w:cstheme="majorHAnsi"/>
+              </w:rPr>
             </w:pPr>
           </w:p>
         </w:tc>
@@ -4084,10 +4536,13 @@
             <w:pPr>
               <w:spacing w:before="40" w:after="40"/>
               <w:jc w:val="center"/>
+              <w:rPr>
+                <w:rFonts w:asciiTheme="majorHAnsi" w:hAnsiTheme="majorHAnsi" w:cstheme="majorHAnsi"/>
+              </w:rPr>
             </w:pPr>
             <w:r>
               <w:rPr>
-                <w:rFonts w:ascii="Times New Roman" w:hAnsi="Times New Roman"/>
+                <w:rFonts w:asciiTheme="majorHAnsi" w:hAnsiTheme="majorHAnsi" w:cstheme="majorHAnsi"/>
                 <w:color w:val="181818"/>
                 <w:sz w:val="24"/>
               </w:rPr>
@@ -4117,6 +4572,9 @@
             <w:pPr>
               <w:spacing w:before="40" w:after="40"/>
               <w:jc w:val="center"/>
+              <w:rPr>
+                <w:rFonts w:asciiTheme="majorHAnsi" w:hAnsiTheme="majorHAnsi" w:cstheme="majorHAnsi"/>
+              </w:rPr>
             </w:pPr>
           </w:p>
         </w:tc>
@@ -4141,10 +4599,13 @@
           <w:p>
             <w:pPr>
               <w:spacing w:before="40" w:after="40"/>
+              <w:rPr>
+                <w:rFonts w:asciiTheme="majorHAnsi" w:hAnsiTheme="majorHAnsi" w:cstheme="majorHAnsi"/>
+              </w:rPr>
             </w:pPr>
             <w:r>
               <w:rPr>
-                <w:rFonts w:ascii="Times New Roman" w:hAnsi="Times New Roman"/>
+                <w:rFonts w:asciiTheme="majorHAnsi" w:hAnsiTheme="majorHAnsi" w:cstheme="majorHAnsi"/>
                 <w:color w:val="181818"/>
                 <w:sz w:val="24"/>
               </w:rPr>
@@ -4174,6 +4635,9 @@
             <w:pPr>
               <w:spacing w:before="40" w:after="40"/>
               <w:jc w:val="center"/>
+              <w:rPr>
+                <w:rFonts w:asciiTheme="majorHAnsi" w:hAnsiTheme="majorHAnsi" w:cstheme="majorHAnsi"/>
+              </w:rPr>
             </w:pPr>
           </w:p>
         </w:tc>
@@ -4204,6 +4668,9 @@
             <w:pPr>
               <w:spacing w:before="40" w:after="40"/>
               <w:jc w:val="center"/>
+              <w:rPr>
+                <w:rFonts w:asciiTheme="majorHAnsi" w:hAnsiTheme="majorHAnsi" w:cstheme="majorHAnsi"/>
+              </w:rPr>
             </w:pPr>
           </w:p>
         </w:tc>
@@ -4229,10 +4696,13 @@
             <w:pPr>
               <w:spacing w:before="40" w:after="40"/>
               <w:jc w:val="center"/>
+              <w:rPr>
+                <w:rFonts w:asciiTheme="majorHAnsi" w:hAnsiTheme="majorHAnsi" w:cstheme="majorHAnsi"/>
+              </w:rPr>
             </w:pPr>
             <w:r>
               <w:rPr>
-                <w:rFonts w:ascii="Times New Roman" w:hAnsi="Times New Roman"/>
+                <w:rFonts w:asciiTheme="majorHAnsi" w:hAnsiTheme="majorHAnsi" w:cstheme="majorHAnsi"/>
                 <w:color w:val="181818"/>
                 <w:sz w:val="24"/>
               </w:rPr>
@@ -4262,6 +4732,9 @@
             <w:pPr>
               <w:spacing w:before="40" w:after="40"/>
               <w:jc w:val="center"/>
+              <w:rPr>
+                <w:rFonts w:asciiTheme="majorHAnsi" w:hAnsiTheme="majorHAnsi" w:cstheme="majorHAnsi"/>
+              </w:rPr>
             </w:pPr>
           </w:p>
         </w:tc>
@@ -4286,10 +4759,13 @@
           <w:p>
             <w:pPr>
               <w:spacing w:before="40" w:after="40"/>
+              <w:rPr>
+                <w:rFonts w:asciiTheme="majorHAnsi" w:hAnsiTheme="majorHAnsi" w:cstheme="majorHAnsi"/>
+              </w:rPr>
             </w:pPr>
             <w:r>
               <w:rPr>
-                <w:rFonts w:ascii="Times New Roman" w:hAnsi="Times New Roman"/>
+                <w:rFonts w:asciiTheme="majorHAnsi" w:hAnsiTheme="majorHAnsi" w:cstheme="majorHAnsi"/>
                 <w:color w:val="181818"/>
                 <w:sz w:val="24"/>
               </w:rPr>
@@ -4319,6 +4795,9 @@
             <w:pPr>
               <w:spacing w:before="40" w:after="40"/>
               <w:jc w:val="center"/>
+              <w:rPr>
+                <w:rFonts w:asciiTheme="majorHAnsi" w:hAnsiTheme="majorHAnsi" w:cstheme="majorHAnsi"/>
+              </w:rPr>
             </w:pPr>
           </w:p>
         </w:tc>
@@ -4349,10 +4828,13 @@
             <w:pPr>
               <w:spacing w:before="40" w:after="40"/>
               <w:jc w:val="center"/>
+              <w:rPr>
+                <w:rFonts w:asciiTheme="majorHAnsi" w:hAnsiTheme="majorHAnsi" w:cstheme="majorHAnsi"/>
+              </w:rPr>
             </w:pPr>
             <w:r>
               <w:rPr>
-                <w:rFonts w:ascii="Times New Roman" w:hAnsi="Times New Roman"/>
+                <w:rFonts w:asciiTheme="majorHAnsi" w:hAnsiTheme="majorHAnsi" w:cstheme="majorHAnsi"/>
                 <w:b/>
                 <w:color w:val="DC2626"/>
                 <w:sz w:val="24"/>
@@ -4383,6 +4865,9 @@
             <w:pPr>
               <w:spacing w:before="40" w:after="40"/>
               <w:jc w:val="center"/>
+              <w:rPr>
+                <w:rFonts w:asciiTheme="majorHAnsi" w:hAnsiTheme="majorHAnsi" w:cstheme="majorHAnsi"/>
+              </w:rPr>
             </w:pPr>
           </w:p>
         </w:tc>
@@ -4408,6 +4893,9 @@
             <w:pPr>
               <w:spacing w:before="40" w:after="40"/>
               <w:jc w:val="center"/>
+              <w:rPr>
+                <w:rFonts w:asciiTheme="majorHAnsi" w:hAnsiTheme="majorHAnsi" w:cstheme="majorHAnsi"/>
+              </w:rPr>
             </w:pPr>
           </w:p>
         </w:tc>
@@ -4432,10 +4920,13 @@
           <w:p>
             <w:pPr>
               <w:spacing w:before="40" w:after="40"/>
+              <w:rPr>
+                <w:rFonts w:asciiTheme="majorHAnsi" w:hAnsiTheme="majorHAnsi" w:cstheme="majorHAnsi"/>
+              </w:rPr>
             </w:pPr>
             <w:r>
               <w:rPr>
-                <w:rFonts w:ascii="Times New Roman" w:hAnsi="Times New Roman"/>
+                <w:rFonts w:asciiTheme="majorHAnsi" w:hAnsiTheme="majorHAnsi" w:cstheme="majorHAnsi"/>
                 <w:b/>
                 <w:color w:val="DC2626"/>
                 <w:sz w:val="24"/>
@@ -4466,6 +4957,9 @@
             <w:pPr>
               <w:spacing w:before="40" w:after="40"/>
               <w:jc w:val="center"/>
+              <w:rPr>
+                <w:rFonts w:asciiTheme="majorHAnsi" w:hAnsiTheme="majorHAnsi" w:cstheme="majorHAnsi"/>
+              </w:rPr>
             </w:pPr>
           </w:p>
         </w:tc>
@@ -4496,6 +4990,9 @@
             <w:pPr>
               <w:spacing w:before="40" w:after="40"/>
               <w:jc w:val="center"/>
+              <w:rPr>
+                <w:rFonts w:asciiTheme="majorHAnsi" w:hAnsiTheme="majorHAnsi" w:cstheme="majorHAnsi"/>
+              </w:rPr>
             </w:pPr>
           </w:p>
         </w:tc>
@@ -4521,10 +5018,13 @@
             <w:pPr>
               <w:spacing w:before="40" w:after="40"/>
               <w:jc w:val="center"/>
+              <w:rPr>
+                <w:rFonts w:asciiTheme="majorHAnsi" w:hAnsiTheme="majorHAnsi" w:cstheme="majorHAnsi"/>
+              </w:rPr>
             </w:pPr>
             <w:r>
               <w:rPr>
-                <w:rFonts w:ascii="Times New Roman" w:hAnsi="Times New Roman"/>
+                <w:rFonts w:asciiTheme="majorHAnsi" w:hAnsiTheme="majorHAnsi" w:cstheme="majorHAnsi"/>
                 <w:color w:val="181818"/>
                 <w:sz w:val="24"/>
               </w:rPr>
@@ -4554,6 +5054,9 @@
             <w:pPr>
               <w:spacing w:before="40" w:after="40"/>
               <w:jc w:val="center"/>
+              <w:rPr>
+                <w:rFonts w:asciiTheme="majorHAnsi" w:hAnsiTheme="majorHAnsi" w:cstheme="majorHAnsi"/>
+              </w:rPr>
             </w:pPr>
           </w:p>
         </w:tc>
@@ -4578,10 +5081,13 @@
           <w:p>
             <w:pPr>
               <w:spacing w:before="40" w:after="40"/>
+              <w:rPr>
+                <w:rFonts w:asciiTheme="majorHAnsi" w:hAnsiTheme="majorHAnsi" w:cstheme="majorHAnsi"/>
+              </w:rPr>
             </w:pPr>
             <w:r>
               <w:rPr>
-                <w:rFonts w:ascii="Times New Roman" w:hAnsi="Times New Roman"/>
+                <w:rFonts w:asciiTheme="majorHAnsi" w:hAnsiTheme="majorHAnsi" w:cstheme="majorHAnsi"/>
                 <w:color w:val="181818"/>
                 <w:sz w:val="24"/>
               </w:rPr>
@@ -4611,6 +5117,9 @@
             <w:pPr>
               <w:spacing w:before="40" w:after="40"/>
               <w:jc w:val="center"/>
+              <w:rPr>
+                <w:rFonts w:asciiTheme="majorHAnsi" w:hAnsiTheme="majorHAnsi" w:cstheme="majorHAnsi"/>
+              </w:rPr>
             </w:pPr>
           </w:p>
         </w:tc>
@@ -4641,6 +5150,9 @@
             <w:pPr>
               <w:spacing w:before="40" w:after="40"/>
               <w:jc w:val="center"/>
+              <w:rPr>
+                <w:rFonts w:asciiTheme="majorHAnsi" w:hAnsiTheme="majorHAnsi" w:cstheme="majorHAnsi"/>
+              </w:rPr>
             </w:pPr>
           </w:p>
         </w:tc>
@@ -4666,6 +5178,9 @@
             <w:pPr>
               <w:spacing w:before="40" w:after="40"/>
               <w:jc w:val="center"/>
+              <w:rPr>
+                <w:rFonts w:asciiTheme="majorHAnsi" w:hAnsiTheme="majorHAnsi" w:cstheme="majorHAnsi"/>
+              </w:rPr>
             </w:pPr>
           </w:p>
         </w:tc>
@@ -4691,10 +5206,13 @@
             <w:pPr>
               <w:spacing w:before="40" w:after="40"/>
               <w:jc w:val="center"/>
+              <w:rPr>
+                <w:rFonts w:asciiTheme="majorHAnsi" w:hAnsiTheme="majorHAnsi" w:cstheme="majorHAnsi"/>
+              </w:rPr>
             </w:pPr>
             <w:r>
               <w:rPr>
-                <w:rFonts w:ascii="Times New Roman" w:hAnsi="Times New Roman"/>
+                <w:rFonts w:asciiTheme="majorHAnsi" w:hAnsiTheme="majorHAnsi" w:cstheme="majorHAnsi"/>
                 <w:color w:val="444444"/>
               </w:rPr>
               <w:t>5.1.1</w:t>
@@ -4722,14 +5240,18 @@
           <w:p>
             <w:pPr>
               <w:spacing w:before="40" w:after="40"/>
+              <w:rPr>
+                <w:rFonts w:asciiTheme="majorHAnsi" w:hAnsiTheme="majorHAnsi" w:cstheme="majorHAnsi"/>
+                <w:iCs/>
+              </w:rPr>
             </w:pPr>
             <w:r>
               <w:rPr>
-                <w:rFonts w:ascii="Times New Roman" w:hAnsi="Times New Roman"/>
-                <w:i/>
+                <w:rFonts w:asciiTheme="majorHAnsi" w:hAnsiTheme="majorHAnsi" w:cstheme="majorHAnsi"/>
+                <w:iCs/>
                 <w:color w:val="444444"/>
               </w:rPr>
-              <w:t>→  Output Testing</w:t>
+              <w:t>→ Output Testing</w:t>
             </w:r>
           </w:p>
         </w:tc>
@@ -4755,6 +5277,9 @@
             <w:pPr>
               <w:spacing w:before="40" w:after="40"/>
               <w:jc w:val="center"/>
+              <w:rPr>
+                <w:rFonts w:asciiTheme="majorHAnsi" w:hAnsiTheme="majorHAnsi" w:cstheme="majorHAnsi"/>
+              </w:rPr>
             </w:pPr>
           </w:p>
         </w:tc>
@@ -4785,6 +5310,9 @@
             <w:pPr>
               <w:spacing w:before="40" w:after="40"/>
               <w:jc w:val="center"/>
+              <w:rPr>
+                <w:rFonts w:asciiTheme="majorHAnsi" w:hAnsiTheme="majorHAnsi" w:cstheme="majorHAnsi"/>
+              </w:rPr>
             </w:pPr>
           </w:p>
         </w:tc>
@@ -4810,6 +5338,9 @@
             <w:pPr>
               <w:spacing w:before="40" w:after="40"/>
               <w:jc w:val="center"/>
+              <w:rPr>
+                <w:rFonts w:asciiTheme="majorHAnsi" w:hAnsiTheme="majorHAnsi" w:cstheme="majorHAnsi"/>
+              </w:rPr>
             </w:pPr>
           </w:p>
         </w:tc>
@@ -4835,10 +5366,13 @@
             <w:pPr>
               <w:spacing w:before="40" w:after="40"/>
               <w:jc w:val="center"/>
+              <w:rPr>
+                <w:rFonts w:asciiTheme="majorHAnsi" w:hAnsiTheme="majorHAnsi" w:cstheme="majorHAnsi"/>
+              </w:rPr>
             </w:pPr>
             <w:r>
               <w:rPr>
-                <w:rFonts w:ascii="Times New Roman" w:hAnsi="Times New Roman"/>
+                <w:rFonts w:asciiTheme="majorHAnsi" w:hAnsiTheme="majorHAnsi" w:cstheme="majorHAnsi"/>
                 <w:color w:val="444444"/>
               </w:rPr>
               <w:t>5.1.2</w:t>
@@ -4866,14 +5400,18 @@
           <w:p>
             <w:pPr>
               <w:spacing w:before="40" w:after="40"/>
+              <w:rPr>
+                <w:rFonts w:asciiTheme="majorHAnsi" w:hAnsiTheme="majorHAnsi" w:cstheme="majorHAnsi"/>
+                <w:iCs/>
+              </w:rPr>
             </w:pPr>
             <w:r>
               <w:rPr>
-                <w:rFonts w:ascii="Times New Roman" w:hAnsi="Times New Roman"/>
-                <w:i/>
+                <w:rFonts w:asciiTheme="majorHAnsi" w:hAnsiTheme="majorHAnsi" w:cstheme="majorHAnsi"/>
+                <w:iCs/>
                 <w:color w:val="444444"/>
               </w:rPr>
-              <w:t>→  Validation and Verification Testing</w:t>
+              <w:t>→ Validation and Verification Testing</w:t>
             </w:r>
           </w:p>
         </w:tc>
@@ -4899,6 +5437,9 @@
             <w:pPr>
               <w:spacing w:before="40" w:after="40"/>
               <w:jc w:val="center"/>
+              <w:rPr>
+                <w:rFonts w:asciiTheme="majorHAnsi" w:hAnsiTheme="majorHAnsi" w:cstheme="majorHAnsi"/>
+              </w:rPr>
             </w:pPr>
           </w:p>
         </w:tc>
@@ -4929,10 +5470,13 @@
             <w:pPr>
               <w:spacing w:before="40" w:after="40"/>
               <w:jc w:val="center"/>
+              <w:rPr>
+                <w:rFonts w:asciiTheme="majorHAnsi" w:hAnsiTheme="majorHAnsi" w:cstheme="majorHAnsi"/>
+              </w:rPr>
             </w:pPr>
             <w:r>
               <w:rPr>
-                <w:rFonts w:ascii="Times New Roman" w:hAnsi="Times New Roman"/>
+                <w:rFonts w:asciiTheme="majorHAnsi" w:hAnsiTheme="majorHAnsi" w:cstheme="majorHAnsi"/>
                 <w:b/>
                 <w:color w:val="DC2626"/>
                 <w:sz w:val="24"/>
@@ -4963,6 +5507,9 @@
             <w:pPr>
               <w:spacing w:before="40" w:after="40"/>
               <w:jc w:val="center"/>
+              <w:rPr>
+                <w:rFonts w:asciiTheme="majorHAnsi" w:hAnsiTheme="majorHAnsi" w:cstheme="majorHAnsi"/>
+              </w:rPr>
             </w:pPr>
           </w:p>
         </w:tc>
@@ -4988,6 +5535,9 @@
             <w:pPr>
               <w:spacing w:before="40" w:after="40"/>
               <w:jc w:val="center"/>
+              <w:rPr>
+                <w:rFonts w:asciiTheme="majorHAnsi" w:hAnsiTheme="majorHAnsi" w:cstheme="majorHAnsi"/>
+              </w:rPr>
             </w:pPr>
           </w:p>
         </w:tc>
@@ -5012,10 +5562,13 @@
           <w:p>
             <w:pPr>
               <w:spacing w:before="40" w:after="40"/>
+              <w:rPr>
+                <w:rFonts w:asciiTheme="majorHAnsi" w:hAnsiTheme="majorHAnsi" w:cstheme="majorHAnsi"/>
+              </w:rPr>
             </w:pPr>
             <w:r>
               <w:rPr>
-                <w:rFonts w:ascii="Times New Roman" w:hAnsi="Times New Roman"/>
+                <w:rFonts w:asciiTheme="majorHAnsi" w:hAnsiTheme="majorHAnsi" w:cstheme="majorHAnsi"/>
                 <w:b/>
                 <w:color w:val="DC2626"/>
                 <w:sz w:val="24"/>
@@ -5046,6 +5599,9 @@
             <w:pPr>
               <w:spacing w:before="40" w:after="40"/>
               <w:jc w:val="center"/>
+              <w:rPr>
+                <w:rFonts w:asciiTheme="majorHAnsi" w:hAnsiTheme="majorHAnsi" w:cstheme="majorHAnsi"/>
+              </w:rPr>
             </w:pPr>
           </w:p>
         </w:tc>
@@ -5076,6 +5632,9 @@
             <w:pPr>
               <w:spacing w:before="40" w:after="40"/>
               <w:jc w:val="center"/>
+              <w:rPr>
+                <w:rFonts w:asciiTheme="majorHAnsi" w:hAnsiTheme="majorHAnsi" w:cstheme="majorHAnsi"/>
+              </w:rPr>
             </w:pPr>
           </w:p>
         </w:tc>
@@ -5101,10 +5660,13 @@
             <w:pPr>
               <w:spacing w:before="40" w:after="40"/>
               <w:jc w:val="center"/>
+              <w:rPr>
+                <w:rFonts w:asciiTheme="majorHAnsi" w:hAnsiTheme="majorHAnsi" w:cstheme="majorHAnsi"/>
+              </w:rPr>
             </w:pPr>
             <w:r>
               <w:rPr>
-                <w:rFonts w:ascii="Times New Roman" w:hAnsi="Times New Roman"/>
+                <w:rFonts w:asciiTheme="majorHAnsi" w:hAnsiTheme="majorHAnsi" w:cstheme="majorHAnsi"/>
                 <w:color w:val="181818"/>
                 <w:sz w:val="24"/>
               </w:rPr>
@@ -5134,6 +5696,9 @@
             <w:pPr>
               <w:spacing w:before="40" w:after="40"/>
               <w:jc w:val="center"/>
+              <w:rPr>
+                <w:rFonts w:asciiTheme="majorHAnsi" w:hAnsiTheme="majorHAnsi" w:cstheme="majorHAnsi"/>
+              </w:rPr>
             </w:pPr>
           </w:p>
         </w:tc>
@@ -5158,10 +5723,13 @@
           <w:p>
             <w:pPr>
               <w:spacing w:before="40" w:after="40"/>
+              <w:rPr>
+                <w:rFonts w:asciiTheme="majorHAnsi" w:hAnsiTheme="majorHAnsi" w:cstheme="majorHAnsi"/>
+              </w:rPr>
             </w:pPr>
             <w:r>
               <w:rPr>
-                <w:rFonts w:ascii="Times New Roman" w:hAnsi="Times New Roman"/>
+                <w:rFonts w:asciiTheme="majorHAnsi" w:hAnsiTheme="majorHAnsi" w:cstheme="majorHAnsi"/>
                 <w:color w:val="181818"/>
                 <w:sz w:val="24"/>
               </w:rPr>
@@ -5191,6 +5759,9 @@
             <w:pPr>
               <w:spacing w:before="40" w:after="40"/>
               <w:jc w:val="center"/>
+              <w:rPr>
+                <w:rFonts w:asciiTheme="majorHAnsi" w:hAnsiTheme="majorHAnsi" w:cstheme="majorHAnsi"/>
+              </w:rPr>
             </w:pPr>
           </w:p>
         </w:tc>
@@ -5221,6 +5792,9 @@
             <w:pPr>
               <w:spacing w:before="40" w:after="40"/>
               <w:jc w:val="center"/>
+              <w:rPr>
+                <w:rFonts w:asciiTheme="majorHAnsi" w:hAnsiTheme="majorHAnsi" w:cstheme="majorHAnsi"/>
+              </w:rPr>
             </w:pPr>
           </w:p>
         </w:tc>
@@ -5246,10 +5820,13 @@
             <w:pPr>
               <w:spacing w:before="40" w:after="40"/>
               <w:jc w:val="center"/>
+              <w:rPr>
+                <w:rFonts w:asciiTheme="majorHAnsi" w:hAnsiTheme="majorHAnsi" w:cstheme="majorHAnsi"/>
+              </w:rPr>
             </w:pPr>
             <w:r>
               <w:rPr>
-                <w:rFonts w:ascii="Times New Roman" w:hAnsi="Times New Roman"/>
+                <w:rFonts w:asciiTheme="majorHAnsi" w:hAnsiTheme="majorHAnsi" w:cstheme="majorHAnsi"/>
                 <w:color w:val="181818"/>
                 <w:sz w:val="24"/>
               </w:rPr>
@@ -5279,6 +5856,9 @@
             <w:pPr>
               <w:spacing w:before="40" w:after="40"/>
               <w:jc w:val="center"/>
+              <w:rPr>
+                <w:rFonts w:asciiTheme="majorHAnsi" w:hAnsiTheme="majorHAnsi" w:cstheme="majorHAnsi"/>
+              </w:rPr>
             </w:pPr>
           </w:p>
         </w:tc>
@@ -5303,10 +5883,13 @@
           <w:p>
             <w:pPr>
               <w:spacing w:before="40" w:after="40"/>
+              <w:rPr>
+                <w:rFonts w:asciiTheme="majorHAnsi" w:hAnsiTheme="majorHAnsi" w:cstheme="majorHAnsi"/>
+              </w:rPr>
             </w:pPr>
             <w:r>
               <w:rPr>
-                <w:rFonts w:ascii="Times New Roman" w:hAnsi="Times New Roman"/>
+                <w:rFonts w:asciiTheme="majorHAnsi" w:hAnsiTheme="majorHAnsi" w:cstheme="majorHAnsi"/>
                 <w:color w:val="181818"/>
                 <w:sz w:val="24"/>
               </w:rPr>
@@ -5336,6 +5919,9 @@
             <w:pPr>
               <w:spacing w:before="40" w:after="40"/>
               <w:jc w:val="center"/>
+              <w:rPr>
+                <w:rFonts w:asciiTheme="majorHAnsi" w:hAnsiTheme="majorHAnsi" w:cstheme="majorHAnsi"/>
+              </w:rPr>
             </w:pPr>
           </w:p>
         </w:tc>
@@ -5366,10 +5952,13 @@
             <w:pPr>
               <w:spacing w:before="40" w:after="40"/>
               <w:jc w:val="center"/>
+              <w:rPr>
+                <w:rFonts w:asciiTheme="majorHAnsi" w:hAnsiTheme="majorHAnsi" w:cstheme="majorHAnsi"/>
+              </w:rPr>
             </w:pPr>
             <w:r>
               <w:rPr>
-                <w:rFonts w:ascii="Times New Roman" w:hAnsi="Times New Roman"/>
+                <w:rFonts w:asciiTheme="majorHAnsi" w:hAnsiTheme="majorHAnsi" w:cstheme="majorHAnsi"/>
                 <w:b/>
                 <w:color w:val="DC2626"/>
                 <w:sz w:val="24"/>
@@ -5400,6 +5989,9 @@
             <w:pPr>
               <w:spacing w:before="40" w:after="40"/>
               <w:jc w:val="center"/>
+              <w:rPr>
+                <w:rFonts w:asciiTheme="majorHAnsi" w:hAnsiTheme="majorHAnsi" w:cstheme="majorHAnsi"/>
+              </w:rPr>
             </w:pPr>
           </w:p>
         </w:tc>
@@ -5425,6 +6017,9 @@
             <w:pPr>
               <w:spacing w:before="40" w:after="40"/>
               <w:jc w:val="center"/>
+              <w:rPr>
+                <w:rFonts w:asciiTheme="majorHAnsi" w:hAnsiTheme="majorHAnsi" w:cstheme="majorHAnsi"/>
+              </w:rPr>
             </w:pPr>
           </w:p>
         </w:tc>
@@ -5449,10 +6044,13 @@
           <w:p>
             <w:pPr>
               <w:spacing w:before="40" w:after="40"/>
+              <w:rPr>
+                <w:rFonts w:asciiTheme="majorHAnsi" w:hAnsiTheme="majorHAnsi" w:cstheme="majorHAnsi"/>
+              </w:rPr>
             </w:pPr>
             <w:r>
               <w:rPr>
-                <w:rFonts w:ascii="Times New Roman" w:hAnsi="Times New Roman"/>
+                <w:rFonts w:asciiTheme="majorHAnsi" w:hAnsiTheme="majorHAnsi" w:cstheme="majorHAnsi"/>
                 <w:b/>
                 <w:color w:val="DC2626"/>
                 <w:sz w:val="24"/>
@@ -5483,6 +6081,9 @@
             <w:pPr>
               <w:spacing w:before="40" w:after="40"/>
               <w:jc w:val="center"/>
+              <w:rPr>
+                <w:rFonts w:asciiTheme="majorHAnsi" w:hAnsiTheme="majorHAnsi" w:cstheme="majorHAnsi"/>
+              </w:rPr>
             </w:pPr>
           </w:p>
         </w:tc>
@@ -5513,6 +6114,9 @@
             <w:pPr>
               <w:spacing w:before="40" w:after="40"/>
               <w:jc w:val="center"/>
+              <w:rPr>
+                <w:rFonts w:asciiTheme="majorHAnsi" w:hAnsiTheme="majorHAnsi" w:cstheme="majorHAnsi"/>
+              </w:rPr>
             </w:pPr>
           </w:p>
         </w:tc>
@@ -5538,10 +6142,13 @@
             <w:pPr>
               <w:spacing w:before="40" w:after="40"/>
               <w:jc w:val="center"/>
+              <w:rPr>
+                <w:rFonts w:asciiTheme="majorHAnsi" w:hAnsiTheme="majorHAnsi" w:cstheme="majorHAnsi"/>
+              </w:rPr>
             </w:pPr>
             <w:r>
               <w:rPr>
-                <w:rFonts w:ascii="Times New Roman" w:hAnsi="Times New Roman"/>
+                <w:rFonts w:asciiTheme="majorHAnsi" w:hAnsiTheme="majorHAnsi" w:cstheme="majorHAnsi"/>
                 <w:color w:val="181818"/>
                 <w:sz w:val="24"/>
               </w:rPr>
@@ -5571,6 +6178,9 @@
             <w:pPr>
               <w:spacing w:before="40" w:after="40"/>
               <w:jc w:val="center"/>
+              <w:rPr>
+                <w:rFonts w:asciiTheme="majorHAnsi" w:hAnsiTheme="majorHAnsi" w:cstheme="majorHAnsi"/>
+              </w:rPr>
             </w:pPr>
           </w:p>
         </w:tc>
@@ -5595,10 +6205,13 @@
           <w:p>
             <w:pPr>
               <w:spacing w:before="40" w:after="40"/>
+              <w:rPr>
+                <w:rFonts w:asciiTheme="majorHAnsi" w:hAnsiTheme="majorHAnsi" w:cstheme="majorHAnsi"/>
+              </w:rPr>
             </w:pPr>
             <w:r>
               <w:rPr>
-                <w:rFonts w:ascii="Times New Roman" w:hAnsi="Times New Roman"/>
+                <w:rFonts w:asciiTheme="majorHAnsi" w:hAnsiTheme="majorHAnsi" w:cstheme="majorHAnsi"/>
                 <w:color w:val="181818"/>
                 <w:sz w:val="24"/>
               </w:rPr>
@@ -5628,6 +6241,9 @@
             <w:pPr>
               <w:spacing w:before="40" w:after="40"/>
               <w:jc w:val="center"/>
+              <w:rPr>
+                <w:rFonts w:asciiTheme="majorHAnsi" w:hAnsiTheme="majorHAnsi" w:cstheme="majorHAnsi"/>
+              </w:rPr>
             </w:pPr>
           </w:p>
         </w:tc>
@@ -5658,6 +6274,9 @@
             <w:pPr>
               <w:spacing w:before="40" w:after="40"/>
               <w:jc w:val="center"/>
+              <w:rPr>
+                <w:rFonts w:asciiTheme="majorHAnsi" w:hAnsiTheme="majorHAnsi" w:cstheme="majorHAnsi"/>
+              </w:rPr>
             </w:pPr>
           </w:p>
         </w:tc>
@@ -5683,10 +6302,13 @@
             <w:pPr>
               <w:spacing w:before="40" w:after="40"/>
               <w:jc w:val="center"/>
+              <w:rPr>
+                <w:rFonts w:asciiTheme="majorHAnsi" w:hAnsiTheme="majorHAnsi" w:cstheme="majorHAnsi"/>
+              </w:rPr>
             </w:pPr>
             <w:r>
               <w:rPr>
-                <w:rFonts w:ascii="Times New Roman" w:hAnsi="Times New Roman"/>
+                <w:rFonts w:asciiTheme="majorHAnsi" w:hAnsiTheme="majorHAnsi" w:cstheme="majorHAnsi"/>
                 <w:color w:val="181818"/>
                 <w:sz w:val="24"/>
               </w:rPr>
@@ -5716,6 +6338,9 @@
             <w:pPr>
               <w:spacing w:before="40" w:after="40"/>
               <w:jc w:val="center"/>
+              <w:rPr>
+                <w:rFonts w:asciiTheme="majorHAnsi" w:hAnsiTheme="majorHAnsi" w:cstheme="majorHAnsi"/>
+              </w:rPr>
             </w:pPr>
           </w:p>
         </w:tc>
@@ -5740,10 +6365,13 @@
           <w:p>
             <w:pPr>
               <w:spacing w:before="40" w:after="40"/>
+              <w:rPr>
+                <w:rFonts w:asciiTheme="majorHAnsi" w:hAnsiTheme="majorHAnsi" w:cstheme="majorHAnsi"/>
+              </w:rPr>
             </w:pPr>
             <w:r>
               <w:rPr>
-                <w:rFonts w:ascii="Times New Roman" w:hAnsi="Times New Roman"/>
+                <w:rFonts w:asciiTheme="majorHAnsi" w:hAnsiTheme="majorHAnsi" w:cstheme="majorHAnsi"/>
                 <w:color w:val="181818"/>
                 <w:sz w:val="24"/>
               </w:rPr>
@@ -5773,12 +6401,21 @@
             <w:pPr>
               <w:spacing w:before="40" w:after="40"/>
               <w:jc w:val="center"/>
+              <w:rPr>
+                <w:rFonts w:asciiTheme="majorHAnsi" w:hAnsiTheme="majorHAnsi" w:cstheme="majorHAnsi"/>
+              </w:rPr>
             </w:pPr>
           </w:p>
         </w:tc>
       </w:tr>
     </w:tbl>
-    <w:p/>
+    <w:p>
+      <w:pPr>
+        <w:rPr>
+          <w:rFonts w:asciiTheme="majorHAnsi" w:hAnsiTheme="majorHAnsi" w:cstheme="majorHAnsi"/>
+        </w:rPr>
+      </w:pPr>
+    </w:p>
     <w:sectPr>
       <w:pgSz w:w="11909" w:h="16834"/>
       <w:pgMar w:top="1440" w:right="1008" w:bottom="1440" w:left="1008" w:header="720" w:footer="720" w:gutter="0"/>

--- a/DOCUMENT/1_INDEX.docx
+++ b/DOCUMENT/1_INDEX.docx
@@ -4,7 +4,7 @@
   <w:body>
     <w:p>
       <w:pPr>
-        <w:spacing w:after="40"/>
+        <w:spacing w:after="0"/>
         <w:jc w:val="center"/>
         <w:rPr>
           <w:rFonts w:asciiTheme="majorHAnsi" w:hAnsiTheme="majorHAnsi" w:cstheme="majorHAnsi"/>
@@ -732,7 +732,24 @@
                 <w:color w:val="181818"/>
                 <w:sz w:val="24"/>
               </w:rPr>
-              <w:t>About the Project / Objective</w:t>
+              <w:t xml:space="preserve">About the </w:t>
+            </w:r>
+            <w:r>
+              <w:rPr>
+                <w:rFonts w:asciiTheme="majorHAnsi" w:eastAsia="Times New Roman" w:hAnsiTheme="majorHAnsi" w:cstheme="majorHAnsi"/>
+                <w:color w:val="000000"/>
+                <w:sz w:val="24"/>
+                <w:szCs w:val="24"/>
+              </w:rPr>
+              <w:t>Organization</w:t>
+            </w:r>
+            <w:r>
+              <w:rPr>
+                <w:rFonts w:asciiTheme="majorHAnsi" w:hAnsiTheme="majorHAnsi" w:cstheme="majorHAnsi"/>
+                <w:color w:val="181818"/>
+                <w:sz w:val="24"/>
+              </w:rPr>
+              <w:t xml:space="preserve"> </w:t>
             </w:r>
           </w:p>
         </w:tc>
@@ -773,12 +790,12 @@
           <w:tcPr>
             <w:tcW w:w="1152" w:type="dxa"/>
             <w:tcBorders>
-              <w:top w:val="single" w:sz="4" w:space="0" w:color="DC2626"/>
-              <w:left w:val="single" w:sz="4" w:space="0" w:color="DC2626"/>
-              <w:bottom w:val="single" w:sz="4" w:space="0" w:color="DC2626"/>
-              <w:right w:val="single" w:sz="4" w:space="0" w:color="DC2626"/>
-            </w:tcBorders>
-            <w:shd w:val="clear" w:color="auto" w:fill="FDE2E2"/>
+              <w:top w:val="single" w:sz="4" w:space="0" w:color="B0B0B0"/>
+              <w:left w:val="single" w:sz="4" w:space="0" w:color="B0B0B0"/>
+              <w:bottom w:val="single" w:sz="4" w:space="0" w:color="B0B0B0"/>
+              <w:right w:val="single" w:sz="4" w:space="0" w:color="B0B0B0"/>
+            </w:tcBorders>
+            <w:shd w:val="clear" w:color="auto" w:fill="FFFFFF"/>
             <w:tcMar>
               <w:top w:w="70" w:type="dxa"/>
               <w:left w:w="100" w:type="dxa"/>
@@ -795,27 +812,56 @@
                 <w:rFonts w:asciiTheme="majorHAnsi" w:hAnsiTheme="majorHAnsi" w:cstheme="majorHAnsi"/>
               </w:rPr>
             </w:pPr>
+          </w:p>
+        </w:tc>
+        <w:tc>
+          <w:tcPr>
+            <w:tcW w:w="976" w:type="dxa"/>
+            <w:tcBorders>
+              <w:top w:val="single" w:sz="4" w:space="0" w:color="B0B0B0"/>
+              <w:left w:val="single" w:sz="4" w:space="0" w:color="B0B0B0"/>
+              <w:bottom w:val="single" w:sz="4" w:space="0" w:color="B0B0B0"/>
+              <w:right w:val="single" w:sz="4" w:space="0" w:color="B0B0B0"/>
+            </w:tcBorders>
+            <w:shd w:val="clear" w:color="auto" w:fill="FFFFFF"/>
+            <w:tcMar>
+              <w:top w:w="70" w:type="dxa"/>
+              <w:left w:w="100" w:type="dxa"/>
+              <w:bottom w:w="70" w:type="dxa"/>
+              <w:right w:w="100" w:type="dxa"/>
+            </w:tcMar>
+            <w:vAlign w:val="center"/>
+          </w:tcPr>
+          <w:p>
+            <w:pPr>
+              <w:spacing w:before="40" w:after="40"/>
+              <w:jc w:val="center"/>
+              <w:rPr>
+                <w:rFonts w:asciiTheme="majorHAnsi" w:hAnsiTheme="majorHAnsi" w:cstheme="majorHAnsi"/>
+                <w:color w:val="181818"/>
+                <w:sz w:val="24"/>
+              </w:rPr>
+            </w:pPr>
             <w:r>
               <w:rPr>
                 <w:rFonts w:asciiTheme="majorHAnsi" w:hAnsiTheme="majorHAnsi" w:cstheme="majorHAnsi"/>
-                <w:b/>
-                <w:color w:val="DC2626"/>
+                <w:color w:val="181818"/>
                 <w:sz w:val="24"/>
               </w:rPr>
-              <w:t>2</w:t>
+              <w:t>1.3</w:t>
             </w:r>
           </w:p>
         </w:tc>
         <w:tc>
           <w:tcPr>
-            <w:tcW w:w="976" w:type="dxa"/>
-            <w:tcBorders>
-              <w:top w:val="single" w:sz="4" w:space="0" w:color="DC2626"/>
-              <w:left w:val="single" w:sz="4" w:space="0" w:color="DC2626"/>
-              <w:bottom w:val="single" w:sz="4" w:space="0" w:color="DC2626"/>
-              <w:right w:val="single" w:sz="4" w:space="0" w:color="DC2626"/>
-            </w:tcBorders>
-            <w:shd w:val="clear" w:color="auto" w:fill="FDE2E2"/>
+            <w:tcW w:w="1440" w:type="dxa"/>
+            <w:tcBorders>
+              <w:top w:val="single" w:sz="4" w:space="0" w:color="B0B0B0"/>
+              <w:left w:val="single" w:sz="4" w:space="0" w:color="B0B0B0"/>
+              <w:bottom w:val="single" w:sz="4" w:space="0" w:color="B0B0B0"/>
+              <w:right w:val="single" w:sz="4" w:space="0" w:color="B0B0B0"/>
+            </w:tcBorders>
+            <w:shd w:val="clear" w:color="auto" w:fill="FFFFFF"/>
             <w:tcMar>
               <w:top w:w="70" w:type="dxa"/>
               <w:left w:w="100" w:type="dxa"/>
@@ -836,65 +882,38 @@
         </w:tc>
         <w:tc>
           <w:tcPr>
-            <w:tcW w:w="1440" w:type="dxa"/>
-            <w:tcBorders>
-              <w:top w:val="single" w:sz="4" w:space="0" w:color="DC2626"/>
-              <w:left w:val="single" w:sz="4" w:space="0" w:color="DC2626"/>
-              <w:bottom w:val="single" w:sz="4" w:space="0" w:color="DC2626"/>
-              <w:right w:val="single" w:sz="4" w:space="0" w:color="DC2626"/>
-            </w:tcBorders>
-            <w:shd w:val="clear" w:color="auto" w:fill="FDE2E2"/>
-            <w:tcMar>
-              <w:top w:w="70" w:type="dxa"/>
-              <w:left w:w="100" w:type="dxa"/>
-              <w:bottom w:w="70" w:type="dxa"/>
-              <w:right w:w="100" w:type="dxa"/>
-            </w:tcMar>
-            <w:vAlign w:val="center"/>
-          </w:tcPr>
-          <w:p>
-            <w:pPr>
-              <w:spacing w:before="40" w:after="40"/>
-              <w:jc w:val="center"/>
-              <w:rPr>
-                <w:rFonts w:asciiTheme="majorHAnsi" w:hAnsiTheme="majorHAnsi" w:cstheme="majorHAnsi"/>
-              </w:rPr>
-            </w:pPr>
-          </w:p>
-        </w:tc>
-        <w:tc>
-          <w:tcPr>
             <w:tcW w:w="4928" w:type="dxa"/>
             <w:tcBorders>
-              <w:top w:val="single" w:sz="4" w:space="0" w:color="DC2626"/>
-              <w:left w:val="single" w:sz="4" w:space="0" w:color="DC2626"/>
-              <w:bottom w:val="single" w:sz="4" w:space="0" w:color="DC2626"/>
-              <w:right w:val="single" w:sz="4" w:space="0" w:color="DC2626"/>
-            </w:tcBorders>
-            <w:shd w:val="clear" w:color="auto" w:fill="FDE2E2"/>
-            <w:tcMar>
-              <w:top w:w="70" w:type="dxa"/>
-              <w:left w:w="100" w:type="dxa"/>
-              <w:bottom w:w="70" w:type="dxa"/>
-              <w:right w:w="100" w:type="dxa"/>
-            </w:tcMar>
-            <w:vAlign w:val="center"/>
-          </w:tcPr>
-          <w:p>
-            <w:pPr>
-              <w:spacing w:before="40" w:after="40"/>
-              <w:rPr>
-                <w:rFonts w:asciiTheme="majorHAnsi" w:hAnsiTheme="majorHAnsi" w:cstheme="majorHAnsi"/>
+              <w:top w:val="single" w:sz="4" w:space="0" w:color="B0B0B0"/>
+              <w:left w:val="single" w:sz="4" w:space="0" w:color="B0B0B0"/>
+              <w:bottom w:val="single" w:sz="4" w:space="0" w:color="B0B0B0"/>
+              <w:right w:val="single" w:sz="4" w:space="0" w:color="B0B0B0"/>
+            </w:tcBorders>
+            <w:shd w:val="clear" w:color="auto" w:fill="FFFFFF"/>
+            <w:tcMar>
+              <w:top w:w="70" w:type="dxa"/>
+              <w:left w:w="100" w:type="dxa"/>
+              <w:bottom w:w="70" w:type="dxa"/>
+              <w:right w:w="100" w:type="dxa"/>
+            </w:tcMar>
+            <w:vAlign w:val="center"/>
+          </w:tcPr>
+          <w:p>
+            <w:pPr>
+              <w:spacing w:before="40" w:after="40"/>
+              <w:rPr>
+                <w:rFonts w:asciiTheme="majorHAnsi" w:hAnsiTheme="majorHAnsi" w:cstheme="majorHAnsi"/>
+                <w:color w:val="181818"/>
+                <w:sz w:val="24"/>
               </w:rPr>
             </w:pPr>
             <w:r>
               <w:rPr>
                 <w:rFonts w:asciiTheme="majorHAnsi" w:hAnsiTheme="majorHAnsi" w:cstheme="majorHAnsi"/>
-                <w:b/>
-                <w:color w:val="DC2626"/>
+                <w:color w:val="181818"/>
                 <w:sz w:val="24"/>
               </w:rPr>
-              <w:t>SYSTEM STUDY AND ANALYSIS</w:t>
+              <w:t>About the Project / Objective</w:t>
             </w:r>
           </w:p>
         </w:tc>
@@ -902,12 +921,12 @@
           <w:tcPr>
             <w:tcW w:w="1152" w:type="dxa"/>
             <w:tcBorders>
-              <w:top w:val="single" w:sz="4" w:space="0" w:color="DC2626"/>
-              <w:left w:val="single" w:sz="4" w:space="0" w:color="DC2626"/>
-              <w:bottom w:val="single" w:sz="4" w:space="0" w:color="DC2626"/>
-              <w:right w:val="single" w:sz="4" w:space="0" w:color="DC2626"/>
-            </w:tcBorders>
-            <w:shd w:val="clear" w:color="auto" w:fill="FDE2E2"/>
+              <w:top w:val="single" w:sz="4" w:space="0" w:color="B0B0B0"/>
+              <w:left w:val="single" w:sz="4" w:space="0" w:color="B0B0B0"/>
+              <w:bottom w:val="single" w:sz="4" w:space="0" w:color="B0B0B0"/>
+              <w:right w:val="single" w:sz="4" w:space="0" w:color="B0B0B0"/>
+            </w:tcBorders>
+            <w:shd w:val="clear" w:color="auto" w:fill="FFFFFF"/>
             <w:tcMar>
               <w:top w:w="70" w:type="dxa"/>
               <w:left w:w="100" w:type="dxa"/>
@@ -935,12 +954,12 @@
           <w:tcPr>
             <w:tcW w:w="1152" w:type="dxa"/>
             <w:tcBorders>
-              <w:top w:val="single" w:sz="4" w:space="0" w:color="B0B0B0"/>
-              <w:left w:val="single" w:sz="4" w:space="0" w:color="B0B0B0"/>
-              <w:bottom w:val="single" w:sz="4" w:space="0" w:color="B0B0B0"/>
-              <w:right w:val="single" w:sz="4" w:space="0" w:color="B0B0B0"/>
-            </w:tcBorders>
-            <w:shd w:val="clear" w:color="auto" w:fill="FFFFFF"/>
+              <w:top w:val="single" w:sz="4" w:space="0" w:color="DC2626"/>
+              <w:left w:val="single" w:sz="4" w:space="0" w:color="DC2626"/>
+              <w:bottom w:val="single" w:sz="4" w:space="0" w:color="DC2626"/>
+              <w:right w:val="single" w:sz="4" w:space="0" w:color="DC2626"/>
+            </w:tcBorders>
+            <w:shd w:val="clear" w:color="auto" w:fill="FDE2E2"/>
             <w:tcMar>
               <w:top w:w="70" w:type="dxa"/>
               <w:left w:w="100" w:type="dxa"/>
@@ -957,18 +976,27 @@
                 <w:rFonts w:asciiTheme="majorHAnsi" w:hAnsiTheme="majorHAnsi" w:cstheme="majorHAnsi"/>
               </w:rPr>
             </w:pPr>
+            <w:r>
+              <w:rPr>
+                <w:rFonts w:asciiTheme="majorHAnsi" w:hAnsiTheme="majorHAnsi" w:cstheme="majorHAnsi"/>
+                <w:b/>
+                <w:color w:val="DC2626"/>
+                <w:sz w:val="24"/>
+              </w:rPr>
+              <w:t>2</w:t>
+            </w:r>
           </w:p>
         </w:tc>
         <w:tc>
           <w:tcPr>
             <w:tcW w:w="976" w:type="dxa"/>
             <w:tcBorders>
-              <w:top w:val="single" w:sz="4" w:space="0" w:color="B0B0B0"/>
-              <w:left w:val="single" w:sz="4" w:space="0" w:color="B0B0B0"/>
-              <w:bottom w:val="single" w:sz="4" w:space="0" w:color="B0B0B0"/>
-              <w:right w:val="single" w:sz="4" w:space="0" w:color="B0B0B0"/>
-            </w:tcBorders>
-            <w:shd w:val="clear" w:color="auto" w:fill="FFFFFF"/>
+              <w:top w:val="single" w:sz="4" w:space="0" w:color="DC2626"/>
+              <w:left w:val="single" w:sz="4" w:space="0" w:color="DC2626"/>
+              <w:bottom w:val="single" w:sz="4" w:space="0" w:color="DC2626"/>
+              <w:right w:val="single" w:sz="4" w:space="0" w:color="DC2626"/>
+            </w:tcBorders>
+            <w:shd w:val="clear" w:color="auto" w:fill="FDE2E2"/>
             <w:tcMar>
               <w:top w:w="70" w:type="dxa"/>
               <w:left w:w="100" w:type="dxa"/>
@@ -985,89 +1013,82 @@
                 <w:rFonts w:asciiTheme="majorHAnsi" w:hAnsiTheme="majorHAnsi" w:cstheme="majorHAnsi"/>
               </w:rPr>
             </w:pPr>
+          </w:p>
+        </w:tc>
+        <w:tc>
+          <w:tcPr>
+            <w:tcW w:w="1440" w:type="dxa"/>
+            <w:tcBorders>
+              <w:top w:val="single" w:sz="4" w:space="0" w:color="DC2626"/>
+              <w:left w:val="single" w:sz="4" w:space="0" w:color="DC2626"/>
+              <w:bottom w:val="single" w:sz="4" w:space="0" w:color="DC2626"/>
+              <w:right w:val="single" w:sz="4" w:space="0" w:color="DC2626"/>
+            </w:tcBorders>
+            <w:shd w:val="clear" w:color="auto" w:fill="FDE2E2"/>
+            <w:tcMar>
+              <w:top w:w="70" w:type="dxa"/>
+              <w:left w:w="100" w:type="dxa"/>
+              <w:bottom w:w="70" w:type="dxa"/>
+              <w:right w:w="100" w:type="dxa"/>
+            </w:tcMar>
+            <w:vAlign w:val="center"/>
+          </w:tcPr>
+          <w:p>
+            <w:pPr>
+              <w:spacing w:before="40" w:after="40"/>
+              <w:jc w:val="center"/>
+              <w:rPr>
+                <w:rFonts w:asciiTheme="majorHAnsi" w:hAnsiTheme="majorHAnsi" w:cstheme="majorHAnsi"/>
+              </w:rPr>
+            </w:pPr>
+          </w:p>
+        </w:tc>
+        <w:tc>
+          <w:tcPr>
+            <w:tcW w:w="4928" w:type="dxa"/>
+            <w:tcBorders>
+              <w:top w:val="single" w:sz="4" w:space="0" w:color="DC2626"/>
+              <w:left w:val="single" w:sz="4" w:space="0" w:color="DC2626"/>
+              <w:bottom w:val="single" w:sz="4" w:space="0" w:color="DC2626"/>
+              <w:right w:val="single" w:sz="4" w:space="0" w:color="DC2626"/>
+            </w:tcBorders>
+            <w:shd w:val="clear" w:color="auto" w:fill="FDE2E2"/>
+            <w:tcMar>
+              <w:top w:w="70" w:type="dxa"/>
+              <w:left w:w="100" w:type="dxa"/>
+              <w:bottom w:w="70" w:type="dxa"/>
+              <w:right w:w="100" w:type="dxa"/>
+            </w:tcMar>
+            <w:vAlign w:val="center"/>
+          </w:tcPr>
+          <w:p>
+            <w:pPr>
+              <w:spacing w:before="40" w:after="40"/>
+              <w:rPr>
+                <w:rFonts w:asciiTheme="majorHAnsi" w:hAnsiTheme="majorHAnsi" w:cstheme="majorHAnsi"/>
+              </w:rPr>
+            </w:pPr>
             <w:r>
               <w:rPr>
                 <w:rFonts w:asciiTheme="majorHAnsi" w:hAnsiTheme="majorHAnsi" w:cstheme="majorHAnsi"/>
-                <w:color w:val="181818"/>
+                <w:b/>
+                <w:color w:val="DC2626"/>
                 <w:sz w:val="24"/>
               </w:rPr>
-              <w:t>2.1</w:t>
+              <w:t>SYSTEM STUDY AND ANALYSIS</w:t>
             </w:r>
           </w:p>
         </w:tc>
         <w:tc>
           <w:tcPr>
-            <w:tcW w:w="1440" w:type="dxa"/>
-            <w:tcBorders>
-              <w:top w:val="single" w:sz="4" w:space="0" w:color="B0B0B0"/>
-              <w:left w:val="single" w:sz="4" w:space="0" w:color="B0B0B0"/>
-              <w:bottom w:val="single" w:sz="4" w:space="0" w:color="B0B0B0"/>
-              <w:right w:val="single" w:sz="4" w:space="0" w:color="B0B0B0"/>
-            </w:tcBorders>
-            <w:shd w:val="clear" w:color="auto" w:fill="FFFFFF"/>
-            <w:tcMar>
-              <w:top w:w="70" w:type="dxa"/>
-              <w:left w:w="100" w:type="dxa"/>
-              <w:bottom w:w="70" w:type="dxa"/>
-              <w:right w:w="100" w:type="dxa"/>
-            </w:tcMar>
-            <w:vAlign w:val="center"/>
-          </w:tcPr>
-          <w:p>
-            <w:pPr>
-              <w:spacing w:before="40" w:after="40"/>
-              <w:jc w:val="center"/>
-              <w:rPr>
-                <w:rFonts w:asciiTheme="majorHAnsi" w:hAnsiTheme="majorHAnsi" w:cstheme="majorHAnsi"/>
-              </w:rPr>
-            </w:pPr>
-          </w:p>
-        </w:tc>
-        <w:tc>
-          <w:tcPr>
-            <w:tcW w:w="4928" w:type="dxa"/>
-            <w:tcBorders>
-              <w:top w:val="single" w:sz="4" w:space="0" w:color="B0B0B0"/>
-              <w:left w:val="single" w:sz="4" w:space="0" w:color="B0B0B0"/>
-              <w:bottom w:val="single" w:sz="4" w:space="0" w:color="B0B0B0"/>
-              <w:right w:val="single" w:sz="4" w:space="0" w:color="B0B0B0"/>
-            </w:tcBorders>
-            <w:shd w:val="clear" w:color="auto" w:fill="FFFFFF"/>
-            <w:tcMar>
-              <w:top w:w="70" w:type="dxa"/>
-              <w:left w:w="100" w:type="dxa"/>
-              <w:bottom w:w="70" w:type="dxa"/>
-              <w:right w:w="100" w:type="dxa"/>
-            </w:tcMar>
-            <w:vAlign w:val="center"/>
-          </w:tcPr>
-          <w:p>
-            <w:pPr>
-              <w:spacing w:before="40" w:after="40"/>
-              <w:rPr>
-                <w:rFonts w:asciiTheme="majorHAnsi" w:hAnsiTheme="majorHAnsi" w:cstheme="majorHAnsi"/>
-              </w:rPr>
-            </w:pPr>
-            <w:r>
-              <w:rPr>
-                <w:rFonts w:asciiTheme="majorHAnsi" w:hAnsiTheme="majorHAnsi" w:cstheme="majorHAnsi"/>
-                <w:color w:val="181818"/>
-                <w:sz w:val="24"/>
-              </w:rPr>
-              <w:t>Problem Statement</w:t>
-            </w:r>
-          </w:p>
-        </w:tc>
-        <w:tc>
-          <w:tcPr>
             <w:tcW w:w="1152" w:type="dxa"/>
             <w:tcBorders>
-              <w:top w:val="single" w:sz="4" w:space="0" w:color="B0B0B0"/>
-              <w:left w:val="single" w:sz="4" w:space="0" w:color="B0B0B0"/>
-              <w:bottom w:val="single" w:sz="4" w:space="0" w:color="B0B0B0"/>
-              <w:right w:val="single" w:sz="4" w:space="0" w:color="B0B0B0"/>
-            </w:tcBorders>
-            <w:shd w:val="clear" w:color="auto" w:fill="FFFFFF"/>
+              <w:top w:val="single" w:sz="4" w:space="0" w:color="DC2626"/>
+              <w:left w:val="single" w:sz="4" w:space="0" w:color="DC2626"/>
+              <w:bottom w:val="single" w:sz="4" w:space="0" w:color="DC2626"/>
+              <w:right w:val="single" w:sz="4" w:space="0" w:color="DC2626"/>
+            </w:tcBorders>
+            <w:shd w:val="clear" w:color="auto" w:fill="FDE2E2"/>
             <w:tcMar>
               <w:top w:w="70" w:type="dxa"/>
               <w:left w:w="100" w:type="dxa"/>
@@ -1151,7 +1172,7 @@
                 <w:color w:val="181818"/>
                 <w:sz w:val="24"/>
               </w:rPr>
-              <w:t>2.2</w:t>
+              <w:t>2.1</w:t>
             </w:r>
           </w:p>
         </w:tc>
@@ -1214,7 +1235,7 @@
                 <w:color w:val="181818"/>
                 <w:sz w:val="24"/>
               </w:rPr>
-              <w:t>Existing System Drawbacks</w:t>
+              <w:t>Problem Statement</w:t>
             </w:r>
           </w:p>
         </w:tc>
@@ -1311,7 +1332,7 @@
                 <w:color w:val="181818"/>
                 <w:sz w:val="24"/>
               </w:rPr>
-              <w:t>2.3</w:t>
+              <w:t>2.2</w:t>
             </w:r>
           </w:p>
         </w:tc>
@@ -1374,7 +1395,7 @@
                 <w:color w:val="181818"/>
                 <w:sz w:val="24"/>
               </w:rPr>
-              <w:t>Proposed System</w:t>
+              <w:t>Existing System Drawbacks</w:t>
             </w:r>
           </w:p>
         </w:tc>
@@ -1420,7 +1441,7 @@
               <w:bottom w:val="single" w:sz="4" w:space="0" w:color="B0B0B0"/>
               <w:right w:val="single" w:sz="4" w:space="0" w:color="B0B0B0"/>
             </w:tcBorders>
-            <w:shd w:val="clear" w:color="auto" w:fill="F5F5F5"/>
+            <w:shd w:val="clear" w:color="auto" w:fill="FFFFFF"/>
             <w:tcMar>
               <w:top w:w="70" w:type="dxa"/>
               <w:left w:w="100" w:type="dxa"/>
@@ -1448,7 +1469,7 @@
               <w:bottom w:val="single" w:sz="4" w:space="0" w:color="B0B0B0"/>
               <w:right w:val="single" w:sz="4" w:space="0" w:color="B0B0B0"/>
             </w:tcBorders>
-            <w:shd w:val="clear" w:color="auto" w:fill="F5F5F5"/>
+            <w:shd w:val="clear" w:color="auto" w:fill="FFFFFF"/>
             <w:tcMar>
               <w:top w:w="70" w:type="dxa"/>
               <w:left w:w="100" w:type="dxa"/>
@@ -1465,6 +1486,14 @@
                 <w:rFonts w:asciiTheme="majorHAnsi" w:hAnsiTheme="majorHAnsi" w:cstheme="majorHAnsi"/>
               </w:rPr>
             </w:pPr>
+            <w:r>
+              <w:rPr>
+                <w:rFonts w:asciiTheme="majorHAnsi" w:hAnsiTheme="majorHAnsi" w:cstheme="majorHAnsi"/>
+                <w:color w:val="181818"/>
+                <w:sz w:val="24"/>
+              </w:rPr>
+              <w:t>2.3</w:t>
+            </w:r>
           </w:p>
         </w:tc>
         <w:tc>
@@ -1476,7 +1505,7 @@
               <w:bottom w:val="single" w:sz="4" w:space="0" w:color="B0B0B0"/>
               <w:right w:val="single" w:sz="4" w:space="0" w:color="B0B0B0"/>
             </w:tcBorders>
-            <w:shd w:val="clear" w:color="auto" w:fill="F5F5F5"/>
+            <w:shd w:val="clear" w:color="auto" w:fill="FFFFFF"/>
             <w:tcMar>
               <w:top w:w="70" w:type="dxa"/>
               <w:left w:w="100" w:type="dxa"/>
@@ -1493,13 +1522,6 @@
                 <w:rFonts w:asciiTheme="majorHAnsi" w:hAnsiTheme="majorHAnsi" w:cstheme="majorHAnsi"/>
               </w:rPr>
             </w:pPr>
-            <w:r>
-              <w:rPr>
-                <w:rFonts w:asciiTheme="majorHAnsi" w:hAnsiTheme="majorHAnsi" w:cstheme="majorHAnsi"/>
-                <w:color w:val="444444"/>
-              </w:rPr>
-              <w:t>2.3.1</w:t>
-            </w:r>
           </w:p>
         </w:tc>
         <w:tc>
@@ -1511,38 +1533,29 @@
               <w:bottom w:val="single" w:sz="4" w:space="0" w:color="B0B0B0"/>
               <w:right w:val="single" w:sz="4" w:space="0" w:color="B0B0B0"/>
             </w:tcBorders>
-            <w:shd w:val="clear" w:color="auto" w:fill="F5F5F5"/>
-            <w:tcMar>
-              <w:top w:w="70" w:type="dxa"/>
-              <w:left w:w="100" w:type="dxa"/>
-              <w:bottom w:w="70" w:type="dxa"/>
-              <w:right w:w="100" w:type="dxa"/>
-            </w:tcMar>
-            <w:vAlign w:val="center"/>
-          </w:tcPr>
-          <w:p>
-            <w:pPr>
-              <w:spacing w:before="40" w:after="40"/>
-              <w:rPr>
-                <w:rFonts w:asciiTheme="majorHAnsi" w:hAnsiTheme="majorHAnsi" w:cstheme="majorHAnsi"/>
-                <w:iCs/>
+            <w:shd w:val="clear" w:color="auto" w:fill="FFFFFF"/>
+            <w:tcMar>
+              <w:top w:w="70" w:type="dxa"/>
+              <w:left w:w="100" w:type="dxa"/>
+              <w:bottom w:w="70" w:type="dxa"/>
+              <w:right w:w="100" w:type="dxa"/>
+            </w:tcMar>
+            <w:vAlign w:val="center"/>
+          </w:tcPr>
+          <w:p>
+            <w:pPr>
+              <w:spacing w:before="40" w:after="40"/>
+              <w:rPr>
+                <w:rFonts w:asciiTheme="majorHAnsi" w:hAnsiTheme="majorHAnsi" w:cstheme="majorHAnsi"/>
               </w:rPr>
             </w:pPr>
             <w:r>
               <w:rPr>
                 <w:rFonts w:asciiTheme="majorHAnsi" w:hAnsiTheme="majorHAnsi" w:cstheme="majorHAnsi"/>
-                <w:iCs/>
-                <w:color w:val="444444"/>
-              </w:rPr>
-              <w:t>→ Advantages</w:t>
-            </w:r>
-            <w:r>
-              <w:rPr>
-                <w:rFonts w:asciiTheme="majorHAnsi" w:hAnsiTheme="majorHAnsi" w:cstheme="majorHAnsi"/>
-                <w:iCs/>
-                <w:color w:val="444444"/>
-              </w:rPr>
-              <w:t xml:space="preserve"> / Comparison Study</w:t>
+                <w:color w:val="181818"/>
+                <w:sz w:val="24"/>
+              </w:rPr>
+              <w:t>Proposed System</w:t>
             </w:r>
           </w:p>
         </w:tc>
@@ -1555,7 +1568,7 @@
               <w:bottom w:val="single" w:sz="4" w:space="0" w:color="B0B0B0"/>
               <w:right w:val="single" w:sz="4" w:space="0" w:color="B0B0B0"/>
             </w:tcBorders>
-            <w:shd w:val="clear" w:color="auto" w:fill="F5F5F5"/>
+            <w:shd w:val="clear" w:color="auto" w:fill="FFFFFF"/>
             <w:tcMar>
               <w:top w:w="70" w:type="dxa"/>
               <w:left w:w="100" w:type="dxa"/>
@@ -1588,7 +1601,7 @@
               <w:bottom w:val="single" w:sz="4" w:space="0" w:color="B0B0B0"/>
               <w:right w:val="single" w:sz="4" w:space="0" w:color="B0B0B0"/>
             </w:tcBorders>
-            <w:shd w:val="clear" w:color="auto" w:fill="EFEFEF"/>
+            <w:shd w:val="clear" w:color="auto" w:fill="F5F5F5"/>
             <w:tcMar>
               <w:top w:w="70" w:type="dxa"/>
               <w:left w:w="100" w:type="dxa"/>
@@ -1616,7 +1629,7 @@
               <w:bottom w:val="single" w:sz="4" w:space="0" w:color="B0B0B0"/>
               <w:right w:val="single" w:sz="4" w:space="0" w:color="B0B0B0"/>
             </w:tcBorders>
-            <w:shd w:val="clear" w:color="auto" w:fill="EFEFEF"/>
+            <w:shd w:val="clear" w:color="auto" w:fill="F5F5F5"/>
             <w:tcMar>
               <w:top w:w="70" w:type="dxa"/>
               <w:left w:w="100" w:type="dxa"/>
@@ -1644,7 +1657,7 @@
               <w:bottom w:val="single" w:sz="4" w:space="0" w:color="B0B0B0"/>
               <w:right w:val="single" w:sz="4" w:space="0" w:color="B0B0B0"/>
             </w:tcBorders>
-            <w:shd w:val="clear" w:color="auto" w:fill="EFEFEF"/>
+            <w:shd w:val="clear" w:color="auto" w:fill="F5F5F5"/>
             <w:tcMar>
               <w:top w:w="70" w:type="dxa"/>
               <w:left w:w="100" w:type="dxa"/>
@@ -1666,7 +1679,7 @@
                 <w:rFonts w:asciiTheme="majorHAnsi" w:hAnsiTheme="majorHAnsi" w:cstheme="majorHAnsi"/>
                 <w:color w:val="444444"/>
               </w:rPr>
-              <w:t>2.3.2</w:t>
+              <w:t>2.3.1</w:t>
             </w:r>
           </w:p>
         </w:tc>
@@ -1679,7 +1692,7 @@
               <w:bottom w:val="single" w:sz="4" w:space="0" w:color="B0B0B0"/>
               <w:right w:val="single" w:sz="4" w:space="0" w:color="B0B0B0"/>
             </w:tcBorders>
-            <w:shd w:val="clear" w:color="auto" w:fill="EFEFEF"/>
+            <w:shd w:val="clear" w:color="auto" w:fill="F5F5F5"/>
             <w:tcMar>
               <w:top w:w="70" w:type="dxa"/>
               <w:left w:w="100" w:type="dxa"/>
@@ -1702,15 +1715,7 @@
                 <w:iCs/>
                 <w:color w:val="444444"/>
               </w:rPr>
-              <w:t>→ Modules</w:t>
-            </w:r>
-            <w:r>
-              <w:rPr>
-                <w:rFonts w:asciiTheme="majorHAnsi" w:hAnsiTheme="majorHAnsi" w:cstheme="majorHAnsi"/>
-                <w:iCs/>
-                <w:color w:val="444444"/>
-              </w:rPr>
-              <w:t xml:space="preserve"> (with short description)</w:t>
+              <w:t>→ Advantages / Comparison Study</w:t>
             </w:r>
           </w:p>
         </w:tc>
@@ -1723,7 +1728,7 @@
               <w:bottom w:val="single" w:sz="4" w:space="0" w:color="B0B0B0"/>
               <w:right w:val="single" w:sz="4" w:space="0" w:color="B0B0B0"/>
             </w:tcBorders>
-            <w:shd w:val="clear" w:color="auto" w:fill="EFEFEF"/>
+            <w:shd w:val="clear" w:color="auto" w:fill="F5F5F5"/>
             <w:tcMar>
               <w:top w:w="70" w:type="dxa"/>
               <w:left w:w="100" w:type="dxa"/>
@@ -1751,12 +1756,12 @@
           <w:tcPr>
             <w:tcW w:w="1152" w:type="dxa"/>
             <w:tcBorders>
-              <w:top w:val="single" w:sz="4" w:space="0" w:color="DC2626"/>
-              <w:left w:val="single" w:sz="4" w:space="0" w:color="DC2626"/>
-              <w:bottom w:val="single" w:sz="4" w:space="0" w:color="DC2626"/>
-              <w:right w:val="single" w:sz="4" w:space="0" w:color="DC2626"/>
-            </w:tcBorders>
-            <w:shd w:val="clear" w:color="auto" w:fill="FDE2E2"/>
+              <w:top w:val="single" w:sz="4" w:space="0" w:color="B0B0B0"/>
+              <w:left w:val="single" w:sz="4" w:space="0" w:color="B0B0B0"/>
+              <w:bottom w:val="single" w:sz="4" w:space="0" w:color="B0B0B0"/>
+              <w:right w:val="single" w:sz="4" w:space="0" w:color="B0B0B0"/>
+            </w:tcBorders>
+            <w:shd w:val="clear" w:color="auto" w:fill="EFEFEF"/>
             <w:tcMar>
               <w:top w:w="70" w:type="dxa"/>
               <w:left w:w="100" w:type="dxa"/>
@@ -1773,106 +1778,104 @@
                 <w:rFonts w:asciiTheme="majorHAnsi" w:hAnsiTheme="majorHAnsi" w:cstheme="majorHAnsi"/>
               </w:rPr>
             </w:pPr>
+          </w:p>
+        </w:tc>
+        <w:tc>
+          <w:tcPr>
+            <w:tcW w:w="976" w:type="dxa"/>
+            <w:tcBorders>
+              <w:top w:val="single" w:sz="4" w:space="0" w:color="B0B0B0"/>
+              <w:left w:val="single" w:sz="4" w:space="0" w:color="B0B0B0"/>
+              <w:bottom w:val="single" w:sz="4" w:space="0" w:color="B0B0B0"/>
+              <w:right w:val="single" w:sz="4" w:space="0" w:color="B0B0B0"/>
+            </w:tcBorders>
+            <w:shd w:val="clear" w:color="auto" w:fill="EFEFEF"/>
+            <w:tcMar>
+              <w:top w:w="70" w:type="dxa"/>
+              <w:left w:w="100" w:type="dxa"/>
+              <w:bottom w:w="70" w:type="dxa"/>
+              <w:right w:w="100" w:type="dxa"/>
+            </w:tcMar>
+            <w:vAlign w:val="center"/>
+          </w:tcPr>
+          <w:p>
+            <w:pPr>
+              <w:spacing w:before="40" w:after="40"/>
+              <w:jc w:val="center"/>
+              <w:rPr>
+                <w:rFonts w:asciiTheme="majorHAnsi" w:hAnsiTheme="majorHAnsi" w:cstheme="majorHAnsi"/>
+              </w:rPr>
+            </w:pPr>
+          </w:p>
+        </w:tc>
+        <w:tc>
+          <w:tcPr>
+            <w:tcW w:w="1440" w:type="dxa"/>
+            <w:tcBorders>
+              <w:top w:val="single" w:sz="4" w:space="0" w:color="B0B0B0"/>
+              <w:left w:val="single" w:sz="4" w:space="0" w:color="B0B0B0"/>
+              <w:bottom w:val="single" w:sz="4" w:space="0" w:color="B0B0B0"/>
+              <w:right w:val="single" w:sz="4" w:space="0" w:color="B0B0B0"/>
+            </w:tcBorders>
+            <w:shd w:val="clear" w:color="auto" w:fill="EFEFEF"/>
+            <w:tcMar>
+              <w:top w:w="70" w:type="dxa"/>
+              <w:left w:w="100" w:type="dxa"/>
+              <w:bottom w:w="70" w:type="dxa"/>
+              <w:right w:w="100" w:type="dxa"/>
+            </w:tcMar>
+            <w:vAlign w:val="center"/>
+          </w:tcPr>
+          <w:p>
+            <w:pPr>
+              <w:spacing w:before="40" w:after="40"/>
+              <w:jc w:val="center"/>
+              <w:rPr>
+                <w:rFonts w:asciiTheme="majorHAnsi" w:hAnsiTheme="majorHAnsi" w:cstheme="majorHAnsi"/>
+              </w:rPr>
+            </w:pPr>
             <w:r>
               <w:rPr>
                 <w:rFonts w:asciiTheme="majorHAnsi" w:hAnsiTheme="majorHAnsi" w:cstheme="majorHAnsi"/>
-                <w:b/>
-                <w:color w:val="DC2626"/>
-                <w:sz w:val="24"/>
-              </w:rPr>
-              <w:t>3</w:t>
+                <w:color w:val="444444"/>
+              </w:rPr>
+              <w:t>2.3.2</w:t>
             </w:r>
           </w:p>
         </w:tc>
         <w:tc>
           <w:tcPr>
-            <w:tcW w:w="976" w:type="dxa"/>
-            <w:tcBorders>
-              <w:top w:val="single" w:sz="4" w:space="0" w:color="DC2626"/>
-              <w:left w:val="single" w:sz="4" w:space="0" w:color="DC2626"/>
-              <w:bottom w:val="single" w:sz="4" w:space="0" w:color="DC2626"/>
-              <w:right w:val="single" w:sz="4" w:space="0" w:color="DC2626"/>
-            </w:tcBorders>
-            <w:shd w:val="clear" w:color="auto" w:fill="FDE2E2"/>
-            <w:tcMar>
-              <w:top w:w="70" w:type="dxa"/>
-              <w:left w:w="100" w:type="dxa"/>
-              <w:bottom w:w="70" w:type="dxa"/>
-              <w:right w:w="100" w:type="dxa"/>
-            </w:tcMar>
-            <w:vAlign w:val="center"/>
-          </w:tcPr>
-          <w:p>
-            <w:pPr>
-              <w:spacing w:before="40" w:after="40"/>
-              <w:jc w:val="center"/>
-              <w:rPr>
-                <w:rFonts w:asciiTheme="majorHAnsi" w:hAnsiTheme="majorHAnsi" w:cstheme="majorHAnsi"/>
-              </w:rPr>
-            </w:pPr>
-          </w:p>
-        </w:tc>
-        <w:tc>
-          <w:tcPr>
-            <w:tcW w:w="1440" w:type="dxa"/>
-            <w:tcBorders>
-              <w:top w:val="single" w:sz="4" w:space="0" w:color="DC2626"/>
-              <w:left w:val="single" w:sz="4" w:space="0" w:color="DC2626"/>
-              <w:bottom w:val="single" w:sz="4" w:space="0" w:color="DC2626"/>
-              <w:right w:val="single" w:sz="4" w:space="0" w:color="DC2626"/>
-            </w:tcBorders>
-            <w:shd w:val="clear" w:color="auto" w:fill="FDE2E2"/>
-            <w:tcMar>
-              <w:top w:w="70" w:type="dxa"/>
-              <w:left w:w="100" w:type="dxa"/>
-              <w:bottom w:w="70" w:type="dxa"/>
-              <w:right w:w="100" w:type="dxa"/>
-            </w:tcMar>
-            <w:vAlign w:val="center"/>
-          </w:tcPr>
-          <w:p>
-            <w:pPr>
-              <w:spacing w:before="40" w:after="40"/>
-              <w:jc w:val="center"/>
-              <w:rPr>
-                <w:rFonts w:asciiTheme="majorHAnsi" w:hAnsiTheme="majorHAnsi" w:cstheme="majorHAnsi"/>
-              </w:rPr>
-            </w:pPr>
-          </w:p>
-        </w:tc>
-        <w:tc>
-          <w:tcPr>
             <w:tcW w:w="4928" w:type="dxa"/>
             <w:tcBorders>
-              <w:top w:val="single" w:sz="4" w:space="0" w:color="DC2626"/>
-              <w:left w:val="single" w:sz="4" w:space="0" w:color="DC2626"/>
-              <w:bottom w:val="single" w:sz="4" w:space="0" w:color="DC2626"/>
-              <w:right w:val="single" w:sz="4" w:space="0" w:color="DC2626"/>
-            </w:tcBorders>
-            <w:shd w:val="clear" w:color="auto" w:fill="FDE2E2"/>
-            <w:tcMar>
-              <w:top w:w="70" w:type="dxa"/>
-              <w:left w:w="100" w:type="dxa"/>
-              <w:bottom w:w="70" w:type="dxa"/>
-              <w:right w:w="100" w:type="dxa"/>
-            </w:tcMar>
-            <w:vAlign w:val="center"/>
-          </w:tcPr>
-          <w:p>
-            <w:pPr>
-              <w:spacing w:before="40" w:after="40"/>
-              <w:rPr>
-                <w:rFonts w:asciiTheme="majorHAnsi" w:hAnsiTheme="majorHAnsi" w:cstheme="majorHAnsi"/>
+              <w:top w:val="single" w:sz="4" w:space="0" w:color="B0B0B0"/>
+              <w:left w:val="single" w:sz="4" w:space="0" w:color="B0B0B0"/>
+              <w:bottom w:val="single" w:sz="4" w:space="0" w:color="B0B0B0"/>
+              <w:right w:val="single" w:sz="4" w:space="0" w:color="B0B0B0"/>
+            </w:tcBorders>
+            <w:shd w:val="clear" w:color="auto" w:fill="EFEFEF"/>
+            <w:tcMar>
+              <w:top w:w="70" w:type="dxa"/>
+              <w:left w:w="100" w:type="dxa"/>
+              <w:bottom w:w="70" w:type="dxa"/>
+              <w:right w:w="100" w:type="dxa"/>
+            </w:tcMar>
+            <w:vAlign w:val="center"/>
+          </w:tcPr>
+          <w:p>
+            <w:pPr>
+              <w:spacing w:before="40" w:after="40"/>
+              <w:rPr>
+                <w:rFonts w:asciiTheme="majorHAnsi" w:hAnsiTheme="majorHAnsi" w:cstheme="majorHAnsi"/>
+                <w:iCs/>
               </w:rPr>
             </w:pPr>
             <w:r>
               <w:rPr>
                 <w:rFonts w:asciiTheme="majorHAnsi" w:hAnsiTheme="majorHAnsi" w:cstheme="majorHAnsi"/>
-                <w:b/>
-                <w:color w:val="DC2626"/>
-                <w:sz w:val="24"/>
-              </w:rPr>
-              <w:t>DEVELOPMENT ENVIRONMENTS</w:t>
+                <w:iCs/>
+                <w:color w:val="444444"/>
+              </w:rPr>
+              <w:t>→ Modules (with short description)</w:t>
             </w:r>
           </w:p>
         </w:tc>
@@ -1880,12 +1883,12 @@
           <w:tcPr>
             <w:tcW w:w="1152" w:type="dxa"/>
             <w:tcBorders>
-              <w:top w:val="single" w:sz="4" w:space="0" w:color="DC2626"/>
-              <w:left w:val="single" w:sz="4" w:space="0" w:color="DC2626"/>
-              <w:bottom w:val="single" w:sz="4" w:space="0" w:color="DC2626"/>
-              <w:right w:val="single" w:sz="4" w:space="0" w:color="DC2626"/>
-            </w:tcBorders>
-            <w:shd w:val="clear" w:color="auto" w:fill="FDE2E2"/>
+              <w:top w:val="single" w:sz="4" w:space="0" w:color="B0B0B0"/>
+              <w:left w:val="single" w:sz="4" w:space="0" w:color="B0B0B0"/>
+              <w:bottom w:val="single" w:sz="4" w:space="0" w:color="B0B0B0"/>
+              <w:right w:val="single" w:sz="4" w:space="0" w:color="B0B0B0"/>
+            </w:tcBorders>
+            <w:shd w:val="clear" w:color="auto" w:fill="EFEFEF"/>
             <w:tcMar>
               <w:top w:w="70" w:type="dxa"/>
               <w:left w:w="100" w:type="dxa"/>
@@ -1913,12 +1916,12 @@
           <w:tcPr>
             <w:tcW w:w="1152" w:type="dxa"/>
             <w:tcBorders>
-              <w:top w:val="single" w:sz="4" w:space="0" w:color="B0B0B0"/>
-              <w:left w:val="single" w:sz="4" w:space="0" w:color="B0B0B0"/>
-              <w:bottom w:val="single" w:sz="4" w:space="0" w:color="B0B0B0"/>
-              <w:right w:val="single" w:sz="4" w:space="0" w:color="B0B0B0"/>
-            </w:tcBorders>
-            <w:shd w:val="clear" w:color="auto" w:fill="FFFFFF"/>
+              <w:top w:val="single" w:sz="4" w:space="0" w:color="DC2626"/>
+              <w:left w:val="single" w:sz="4" w:space="0" w:color="DC2626"/>
+              <w:bottom w:val="single" w:sz="4" w:space="0" w:color="DC2626"/>
+              <w:right w:val="single" w:sz="4" w:space="0" w:color="DC2626"/>
+            </w:tcBorders>
+            <w:shd w:val="clear" w:color="auto" w:fill="FDE2E2"/>
             <w:tcMar>
               <w:top w:w="70" w:type="dxa"/>
               <w:left w:w="100" w:type="dxa"/>
@@ -1935,18 +1938,27 @@
                 <w:rFonts w:asciiTheme="majorHAnsi" w:hAnsiTheme="majorHAnsi" w:cstheme="majorHAnsi"/>
               </w:rPr>
             </w:pPr>
+            <w:r>
+              <w:rPr>
+                <w:rFonts w:asciiTheme="majorHAnsi" w:hAnsiTheme="majorHAnsi" w:cstheme="majorHAnsi"/>
+                <w:b/>
+                <w:color w:val="DC2626"/>
+                <w:sz w:val="24"/>
+              </w:rPr>
+              <w:t>3</w:t>
+            </w:r>
           </w:p>
         </w:tc>
         <w:tc>
           <w:tcPr>
             <w:tcW w:w="976" w:type="dxa"/>
             <w:tcBorders>
-              <w:top w:val="single" w:sz="4" w:space="0" w:color="B0B0B0"/>
-              <w:left w:val="single" w:sz="4" w:space="0" w:color="B0B0B0"/>
-              <w:bottom w:val="single" w:sz="4" w:space="0" w:color="B0B0B0"/>
-              <w:right w:val="single" w:sz="4" w:space="0" w:color="B0B0B0"/>
-            </w:tcBorders>
-            <w:shd w:val="clear" w:color="auto" w:fill="FFFFFF"/>
+              <w:top w:val="single" w:sz="4" w:space="0" w:color="DC2626"/>
+              <w:left w:val="single" w:sz="4" w:space="0" w:color="DC2626"/>
+              <w:bottom w:val="single" w:sz="4" w:space="0" w:color="DC2626"/>
+              <w:right w:val="single" w:sz="4" w:space="0" w:color="DC2626"/>
+            </w:tcBorders>
+            <w:shd w:val="clear" w:color="auto" w:fill="FDE2E2"/>
             <w:tcMar>
               <w:top w:w="70" w:type="dxa"/>
               <w:left w:w="100" w:type="dxa"/>
@@ -1963,89 +1975,82 @@
                 <w:rFonts w:asciiTheme="majorHAnsi" w:hAnsiTheme="majorHAnsi" w:cstheme="majorHAnsi"/>
               </w:rPr>
             </w:pPr>
+          </w:p>
+        </w:tc>
+        <w:tc>
+          <w:tcPr>
+            <w:tcW w:w="1440" w:type="dxa"/>
+            <w:tcBorders>
+              <w:top w:val="single" w:sz="4" w:space="0" w:color="DC2626"/>
+              <w:left w:val="single" w:sz="4" w:space="0" w:color="DC2626"/>
+              <w:bottom w:val="single" w:sz="4" w:space="0" w:color="DC2626"/>
+              <w:right w:val="single" w:sz="4" w:space="0" w:color="DC2626"/>
+            </w:tcBorders>
+            <w:shd w:val="clear" w:color="auto" w:fill="FDE2E2"/>
+            <w:tcMar>
+              <w:top w:w="70" w:type="dxa"/>
+              <w:left w:w="100" w:type="dxa"/>
+              <w:bottom w:w="70" w:type="dxa"/>
+              <w:right w:w="100" w:type="dxa"/>
+            </w:tcMar>
+            <w:vAlign w:val="center"/>
+          </w:tcPr>
+          <w:p>
+            <w:pPr>
+              <w:spacing w:before="40" w:after="40"/>
+              <w:jc w:val="center"/>
+              <w:rPr>
+                <w:rFonts w:asciiTheme="majorHAnsi" w:hAnsiTheme="majorHAnsi" w:cstheme="majorHAnsi"/>
+              </w:rPr>
+            </w:pPr>
+          </w:p>
+        </w:tc>
+        <w:tc>
+          <w:tcPr>
+            <w:tcW w:w="4928" w:type="dxa"/>
+            <w:tcBorders>
+              <w:top w:val="single" w:sz="4" w:space="0" w:color="DC2626"/>
+              <w:left w:val="single" w:sz="4" w:space="0" w:color="DC2626"/>
+              <w:bottom w:val="single" w:sz="4" w:space="0" w:color="DC2626"/>
+              <w:right w:val="single" w:sz="4" w:space="0" w:color="DC2626"/>
+            </w:tcBorders>
+            <w:shd w:val="clear" w:color="auto" w:fill="FDE2E2"/>
+            <w:tcMar>
+              <w:top w:w="70" w:type="dxa"/>
+              <w:left w:w="100" w:type="dxa"/>
+              <w:bottom w:w="70" w:type="dxa"/>
+              <w:right w:w="100" w:type="dxa"/>
+            </w:tcMar>
+            <w:vAlign w:val="center"/>
+          </w:tcPr>
+          <w:p>
+            <w:pPr>
+              <w:spacing w:before="40" w:after="40"/>
+              <w:rPr>
+                <w:rFonts w:asciiTheme="majorHAnsi" w:hAnsiTheme="majorHAnsi" w:cstheme="majorHAnsi"/>
+              </w:rPr>
+            </w:pPr>
             <w:r>
               <w:rPr>
                 <w:rFonts w:asciiTheme="majorHAnsi" w:hAnsiTheme="majorHAnsi" w:cstheme="majorHAnsi"/>
-                <w:color w:val="181818"/>
+                <w:b/>
+                <w:color w:val="DC2626"/>
                 <w:sz w:val="24"/>
               </w:rPr>
-              <w:t>3.1</w:t>
+              <w:t>DEVELOPMENT ENVIRONMENTS</w:t>
             </w:r>
           </w:p>
         </w:tc>
         <w:tc>
           <w:tcPr>
-            <w:tcW w:w="1440" w:type="dxa"/>
-            <w:tcBorders>
-              <w:top w:val="single" w:sz="4" w:space="0" w:color="B0B0B0"/>
-              <w:left w:val="single" w:sz="4" w:space="0" w:color="B0B0B0"/>
-              <w:bottom w:val="single" w:sz="4" w:space="0" w:color="B0B0B0"/>
-              <w:right w:val="single" w:sz="4" w:space="0" w:color="B0B0B0"/>
-            </w:tcBorders>
-            <w:shd w:val="clear" w:color="auto" w:fill="FFFFFF"/>
-            <w:tcMar>
-              <w:top w:w="70" w:type="dxa"/>
-              <w:left w:w="100" w:type="dxa"/>
-              <w:bottom w:w="70" w:type="dxa"/>
-              <w:right w:w="100" w:type="dxa"/>
-            </w:tcMar>
-            <w:vAlign w:val="center"/>
-          </w:tcPr>
-          <w:p>
-            <w:pPr>
-              <w:spacing w:before="40" w:after="40"/>
-              <w:jc w:val="center"/>
-              <w:rPr>
-                <w:rFonts w:asciiTheme="majorHAnsi" w:hAnsiTheme="majorHAnsi" w:cstheme="majorHAnsi"/>
-              </w:rPr>
-            </w:pPr>
-          </w:p>
-        </w:tc>
-        <w:tc>
-          <w:tcPr>
-            <w:tcW w:w="4928" w:type="dxa"/>
-            <w:tcBorders>
-              <w:top w:val="single" w:sz="4" w:space="0" w:color="B0B0B0"/>
-              <w:left w:val="single" w:sz="4" w:space="0" w:color="B0B0B0"/>
-              <w:bottom w:val="single" w:sz="4" w:space="0" w:color="B0B0B0"/>
-              <w:right w:val="single" w:sz="4" w:space="0" w:color="B0B0B0"/>
-            </w:tcBorders>
-            <w:shd w:val="clear" w:color="auto" w:fill="FFFFFF"/>
-            <w:tcMar>
-              <w:top w:w="70" w:type="dxa"/>
-              <w:left w:w="100" w:type="dxa"/>
-              <w:bottom w:w="70" w:type="dxa"/>
-              <w:right w:w="100" w:type="dxa"/>
-            </w:tcMar>
-            <w:vAlign w:val="center"/>
-          </w:tcPr>
-          <w:p>
-            <w:pPr>
-              <w:spacing w:before="40" w:after="40"/>
-              <w:rPr>
-                <w:rFonts w:asciiTheme="majorHAnsi" w:hAnsiTheme="majorHAnsi" w:cstheme="majorHAnsi"/>
-              </w:rPr>
-            </w:pPr>
-            <w:r>
-              <w:rPr>
-                <w:rFonts w:asciiTheme="majorHAnsi" w:hAnsiTheme="majorHAnsi" w:cstheme="majorHAnsi"/>
-                <w:color w:val="181818"/>
-                <w:sz w:val="24"/>
-              </w:rPr>
-              <w:t>Hardware Requirement</w:t>
-            </w:r>
-          </w:p>
-        </w:tc>
-        <w:tc>
-          <w:tcPr>
             <w:tcW w:w="1152" w:type="dxa"/>
             <w:tcBorders>
-              <w:top w:val="single" w:sz="4" w:space="0" w:color="B0B0B0"/>
-              <w:left w:val="single" w:sz="4" w:space="0" w:color="B0B0B0"/>
-              <w:bottom w:val="single" w:sz="4" w:space="0" w:color="B0B0B0"/>
-              <w:right w:val="single" w:sz="4" w:space="0" w:color="B0B0B0"/>
-            </w:tcBorders>
-            <w:shd w:val="clear" w:color="auto" w:fill="FFFFFF"/>
+              <w:top w:val="single" w:sz="4" w:space="0" w:color="DC2626"/>
+              <w:left w:val="single" w:sz="4" w:space="0" w:color="DC2626"/>
+              <w:bottom w:val="single" w:sz="4" w:space="0" w:color="DC2626"/>
+              <w:right w:val="single" w:sz="4" w:space="0" w:color="DC2626"/>
+            </w:tcBorders>
+            <w:shd w:val="clear" w:color="auto" w:fill="FDE2E2"/>
             <w:tcMar>
               <w:top w:w="70" w:type="dxa"/>
               <w:left w:w="100" w:type="dxa"/>
@@ -2129,7 +2134,7 @@
                 <w:color w:val="181818"/>
                 <w:sz w:val="24"/>
               </w:rPr>
-              <w:t>3.2</w:t>
+              <w:t>3.1</w:t>
             </w:r>
           </w:p>
         </w:tc>
@@ -2192,7 +2197,7 @@
                 <w:color w:val="181818"/>
                 <w:sz w:val="24"/>
               </w:rPr>
-              <w:t>Software Requirement</w:t>
+              <w:t>Hardware Requirement</w:t>
             </w:r>
           </w:p>
         </w:tc>
@@ -2289,7 +2294,7 @@
                 <w:color w:val="181818"/>
                 <w:sz w:val="24"/>
               </w:rPr>
-              <w:t>3.3</w:t>
+              <w:t>3.2</w:t>
             </w:r>
           </w:p>
         </w:tc>
@@ -2352,7 +2357,7 @@
                 <w:color w:val="181818"/>
                 <w:sz w:val="24"/>
               </w:rPr>
-              <w:t>Programming Environment</w:t>
+              <w:t>Software Requirement</w:t>
             </w:r>
           </w:p>
         </w:tc>
@@ -2398,7 +2403,7 @@
               <w:bottom w:val="single" w:sz="4" w:space="0" w:color="B0B0B0"/>
               <w:right w:val="single" w:sz="4" w:space="0" w:color="B0B0B0"/>
             </w:tcBorders>
-            <w:shd w:val="clear" w:color="auto" w:fill="F5F5F5"/>
+            <w:shd w:val="clear" w:color="auto" w:fill="FFFFFF"/>
             <w:tcMar>
               <w:top w:w="70" w:type="dxa"/>
               <w:left w:w="100" w:type="dxa"/>
@@ -2426,7 +2431,7 @@
               <w:bottom w:val="single" w:sz="4" w:space="0" w:color="B0B0B0"/>
               <w:right w:val="single" w:sz="4" w:space="0" w:color="B0B0B0"/>
             </w:tcBorders>
-            <w:shd w:val="clear" w:color="auto" w:fill="F5F5F5"/>
+            <w:shd w:val="clear" w:color="auto" w:fill="FFFFFF"/>
             <w:tcMar>
               <w:top w:w="70" w:type="dxa"/>
               <w:left w:w="100" w:type="dxa"/>
@@ -2443,6 +2448,14 @@
                 <w:rFonts w:asciiTheme="majorHAnsi" w:hAnsiTheme="majorHAnsi" w:cstheme="majorHAnsi"/>
               </w:rPr>
             </w:pPr>
+            <w:r>
+              <w:rPr>
+                <w:rFonts w:asciiTheme="majorHAnsi" w:hAnsiTheme="majorHAnsi" w:cstheme="majorHAnsi"/>
+                <w:color w:val="181818"/>
+                <w:sz w:val="24"/>
+              </w:rPr>
+              <w:t>3.3</w:t>
+            </w:r>
           </w:p>
         </w:tc>
         <w:tc>
@@ -2454,7 +2467,7 @@
               <w:bottom w:val="single" w:sz="4" w:space="0" w:color="B0B0B0"/>
               <w:right w:val="single" w:sz="4" w:space="0" w:color="B0B0B0"/>
             </w:tcBorders>
-            <w:shd w:val="clear" w:color="auto" w:fill="F5F5F5"/>
+            <w:shd w:val="clear" w:color="auto" w:fill="FFFFFF"/>
             <w:tcMar>
               <w:top w:w="70" w:type="dxa"/>
               <w:left w:w="100" w:type="dxa"/>
@@ -2471,13 +2484,6 @@
                 <w:rFonts w:asciiTheme="majorHAnsi" w:hAnsiTheme="majorHAnsi" w:cstheme="majorHAnsi"/>
               </w:rPr>
             </w:pPr>
-            <w:r>
-              <w:rPr>
-                <w:rFonts w:asciiTheme="majorHAnsi" w:hAnsiTheme="majorHAnsi" w:cstheme="majorHAnsi"/>
-                <w:color w:val="444444"/>
-              </w:rPr>
-              <w:t>3.3.1</w:t>
-            </w:r>
           </w:p>
         </w:tc>
         <w:tc>
@@ -2489,7 +2495,7 @@
               <w:bottom w:val="single" w:sz="4" w:space="0" w:color="B0B0B0"/>
               <w:right w:val="single" w:sz="4" w:space="0" w:color="B0B0B0"/>
             </w:tcBorders>
-            <w:shd w:val="clear" w:color="auto" w:fill="F5F5F5"/>
+            <w:shd w:val="clear" w:color="auto" w:fill="FFFFFF"/>
             <w:tcMar>
               <w:top w:w="70" w:type="dxa"/>
               <w:left w:w="100" w:type="dxa"/>
@@ -2508,18 +2514,10 @@
             <w:r>
               <w:rPr>
                 <w:rFonts w:asciiTheme="majorHAnsi" w:hAnsiTheme="majorHAnsi" w:cstheme="majorHAnsi"/>
-                <w:i/>
-                <w:color w:val="444444"/>
-              </w:rPr>
-              <w:t>→ About</w:t>
-            </w:r>
-            <w:r>
-              <w:rPr>
-                <w:rFonts w:asciiTheme="majorHAnsi" w:hAnsiTheme="majorHAnsi" w:cstheme="majorHAnsi"/>
-                <w:iCs/>
-                <w:color w:val="444444"/>
-              </w:rPr>
-              <w:t xml:space="preserve"> Front-End (React, Vite, TypeScript, Tailwind CSS)</w:t>
+                <w:color w:val="181818"/>
+                <w:sz w:val="24"/>
+              </w:rPr>
+              <w:t>Programming Environment</w:t>
             </w:r>
           </w:p>
         </w:tc>
@@ -2532,7 +2530,7 @@
               <w:bottom w:val="single" w:sz="4" w:space="0" w:color="B0B0B0"/>
               <w:right w:val="single" w:sz="4" w:space="0" w:color="B0B0B0"/>
             </w:tcBorders>
-            <w:shd w:val="clear" w:color="auto" w:fill="F5F5F5"/>
+            <w:shd w:val="clear" w:color="auto" w:fill="FFFFFF"/>
             <w:tcMar>
               <w:top w:w="70" w:type="dxa"/>
               <w:left w:w="100" w:type="dxa"/>
@@ -2565,7 +2563,7 @@
               <w:bottom w:val="single" w:sz="4" w:space="0" w:color="B0B0B0"/>
               <w:right w:val="single" w:sz="4" w:space="0" w:color="B0B0B0"/>
             </w:tcBorders>
-            <w:shd w:val="clear" w:color="auto" w:fill="EFEFEF"/>
+            <w:shd w:val="clear" w:color="auto" w:fill="F5F5F5"/>
             <w:tcMar>
               <w:top w:w="70" w:type="dxa"/>
               <w:left w:w="100" w:type="dxa"/>
@@ -2593,7 +2591,7 @@
               <w:bottom w:val="single" w:sz="4" w:space="0" w:color="B0B0B0"/>
               <w:right w:val="single" w:sz="4" w:space="0" w:color="B0B0B0"/>
             </w:tcBorders>
-            <w:shd w:val="clear" w:color="auto" w:fill="EFEFEF"/>
+            <w:shd w:val="clear" w:color="auto" w:fill="F5F5F5"/>
             <w:tcMar>
               <w:top w:w="70" w:type="dxa"/>
               <w:left w:w="100" w:type="dxa"/>
@@ -2621,7 +2619,7 @@
               <w:bottom w:val="single" w:sz="4" w:space="0" w:color="B0B0B0"/>
               <w:right w:val="single" w:sz="4" w:space="0" w:color="B0B0B0"/>
             </w:tcBorders>
-            <w:shd w:val="clear" w:color="auto" w:fill="EFEFEF"/>
+            <w:shd w:val="clear" w:color="auto" w:fill="F5F5F5"/>
             <w:tcMar>
               <w:top w:w="70" w:type="dxa"/>
               <w:left w:w="100" w:type="dxa"/>
@@ -2643,7 +2641,7 @@
                 <w:rFonts w:asciiTheme="majorHAnsi" w:hAnsiTheme="majorHAnsi" w:cstheme="majorHAnsi"/>
                 <w:color w:val="444444"/>
               </w:rPr>
-              <w:t>3.3.2</w:t>
+              <w:t>3.3.1</w:t>
             </w:r>
           </w:p>
         </w:tc>
@@ -2656,7 +2654,7 @@
               <w:bottom w:val="single" w:sz="4" w:space="0" w:color="B0B0B0"/>
               <w:right w:val="single" w:sz="4" w:space="0" w:color="B0B0B0"/>
             </w:tcBorders>
-            <w:shd w:val="clear" w:color="auto" w:fill="EFEFEF"/>
+            <w:shd w:val="clear" w:color="auto" w:fill="F5F5F5"/>
             <w:tcMar>
               <w:top w:w="70" w:type="dxa"/>
               <w:left w:w="100" w:type="dxa"/>
@@ -2679,15 +2677,167 @@
                 <w:iCs/>
                 <w:color w:val="444444"/>
               </w:rPr>
-              <w:t>→ About</w:t>
+              <w:t>→ About Front-End (React, Vite, TypeScript, Tailwind CSS)</w:t>
             </w:r>
+          </w:p>
+        </w:tc>
+        <w:tc>
+          <w:tcPr>
+            <w:tcW w:w="1152" w:type="dxa"/>
+            <w:tcBorders>
+              <w:top w:val="single" w:sz="4" w:space="0" w:color="B0B0B0"/>
+              <w:left w:val="single" w:sz="4" w:space="0" w:color="B0B0B0"/>
+              <w:bottom w:val="single" w:sz="4" w:space="0" w:color="B0B0B0"/>
+              <w:right w:val="single" w:sz="4" w:space="0" w:color="B0B0B0"/>
+            </w:tcBorders>
+            <w:shd w:val="clear" w:color="auto" w:fill="F5F5F5"/>
+            <w:tcMar>
+              <w:top w:w="70" w:type="dxa"/>
+              <w:left w:w="100" w:type="dxa"/>
+              <w:bottom w:w="70" w:type="dxa"/>
+              <w:right w:w="100" w:type="dxa"/>
+            </w:tcMar>
+            <w:vAlign w:val="center"/>
+          </w:tcPr>
+          <w:p>
+            <w:pPr>
+              <w:spacing w:before="40" w:after="40"/>
+              <w:jc w:val="center"/>
+              <w:rPr>
+                <w:rFonts w:asciiTheme="majorHAnsi" w:hAnsiTheme="majorHAnsi" w:cstheme="majorHAnsi"/>
+              </w:rPr>
+            </w:pPr>
+          </w:p>
+        </w:tc>
+      </w:tr>
+      <w:tr>
+        <w:trPr>
+          <w:jc w:val="center"/>
+        </w:trPr>
+        <w:tc>
+          <w:tcPr>
+            <w:tcW w:w="1152" w:type="dxa"/>
+            <w:tcBorders>
+              <w:top w:val="single" w:sz="4" w:space="0" w:color="B0B0B0"/>
+              <w:left w:val="single" w:sz="4" w:space="0" w:color="B0B0B0"/>
+              <w:bottom w:val="single" w:sz="4" w:space="0" w:color="B0B0B0"/>
+              <w:right w:val="single" w:sz="4" w:space="0" w:color="B0B0B0"/>
+            </w:tcBorders>
+            <w:shd w:val="clear" w:color="auto" w:fill="EFEFEF"/>
+            <w:tcMar>
+              <w:top w:w="70" w:type="dxa"/>
+              <w:left w:w="100" w:type="dxa"/>
+              <w:bottom w:w="70" w:type="dxa"/>
+              <w:right w:w="100" w:type="dxa"/>
+            </w:tcMar>
+            <w:vAlign w:val="center"/>
+          </w:tcPr>
+          <w:p>
+            <w:pPr>
+              <w:spacing w:before="40" w:after="40"/>
+              <w:jc w:val="center"/>
+              <w:rPr>
+                <w:rFonts w:asciiTheme="majorHAnsi" w:hAnsiTheme="majorHAnsi" w:cstheme="majorHAnsi"/>
+              </w:rPr>
+            </w:pPr>
+          </w:p>
+        </w:tc>
+        <w:tc>
+          <w:tcPr>
+            <w:tcW w:w="976" w:type="dxa"/>
+            <w:tcBorders>
+              <w:top w:val="single" w:sz="4" w:space="0" w:color="B0B0B0"/>
+              <w:left w:val="single" w:sz="4" w:space="0" w:color="B0B0B0"/>
+              <w:bottom w:val="single" w:sz="4" w:space="0" w:color="B0B0B0"/>
+              <w:right w:val="single" w:sz="4" w:space="0" w:color="B0B0B0"/>
+            </w:tcBorders>
+            <w:shd w:val="clear" w:color="auto" w:fill="EFEFEF"/>
+            <w:tcMar>
+              <w:top w:w="70" w:type="dxa"/>
+              <w:left w:w="100" w:type="dxa"/>
+              <w:bottom w:w="70" w:type="dxa"/>
+              <w:right w:w="100" w:type="dxa"/>
+            </w:tcMar>
+            <w:vAlign w:val="center"/>
+          </w:tcPr>
+          <w:p>
+            <w:pPr>
+              <w:spacing w:before="40" w:after="40"/>
+              <w:jc w:val="center"/>
+              <w:rPr>
+                <w:rFonts w:asciiTheme="majorHAnsi" w:hAnsiTheme="majorHAnsi" w:cstheme="majorHAnsi"/>
+              </w:rPr>
+            </w:pPr>
+          </w:p>
+        </w:tc>
+        <w:tc>
+          <w:tcPr>
+            <w:tcW w:w="1440" w:type="dxa"/>
+            <w:tcBorders>
+              <w:top w:val="single" w:sz="4" w:space="0" w:color="B0B0B0"/>
+              <w:left w:val="single" w:sz="4" w:space="0" w:color="B0B0B0"/>
+              <w:bottom w:val="single" w:sz="4" w:space="0" w:color="B0B0B0"/>
+              <w:right w:val="single" w:sz="4" w:space="0" w:color="B0B0B0"/>
+            </w:tcBorders>
+            <w:shd w:val="clear" w:color="auto" w:fill="EFEFEF"/>
+            <w:tcMar>
+              <w:top w:w="70" w:type="dxa"/>
+              <w:left w:w="100" w:type="dxa"/>
+              <w:bottom w:w="70" w:type="dxa"/>
+              <w:right w:w="100" w:type="dxa"/>
+            </w:tcMar>
+            <w:vAlign w:val="center"/>
+          </w:tcPr>
+          <w:p>
+            <w:pPr>
+              <w:spacing w:before="40" w:after="40"/>
+              <w:jc w:val="center"/>
+              <w:rPr>
+                <w:rFonts w:asciiTheme="majorHAnsi" w:hAnsiTheme="majorHAnsi" w:cstheme="majorHAnsi"/>
+              </w:rPr>
+            </w:pPr>
+            <w:r>
+              <w:rPr>
+                <w:rFonts w:asciiTheme="majorHAnsi" w:hAnsiTheme="majorHAnsi" w:cstheme="majorHAnsi"/>
+                <w:color w:val="444444"/>
+              </w:rPr>
+              <w:t>3.3.2</w:t>
+            </w:r>
+          </w:p>
+        </w:tc>
+        <w:tc>
+          <w:tcPr>
+            <w:tcW w:w="4928" w:type="dxa"/>
+            <w:tcBorders>
+              <w:top w:val="single" w:sz="4" w:space="0" w:color="B0B0B0"/>
+              <w:left w:val="single" w:sz="4" w:space="0" w:color="B0B0B0"/>
+              <w:bottom w:val="single" w:sz="4" w:space="0" w:color="B0B0B0"/>
+              <w:right w:val="single" w:sz="4" w:space="0" w:color="B0B0B0"/>
+            </w:tcBorders>
+            <w:shd w:val="clear" w:color="auto" w:fill="EFEFEF"/>
+            <w:tcMar>
+              <w:top w:w="70" w:type="dxa"/>
+              <w:left w:w="100" w:type="dxa"/>
+              <w:bottom w:w="70" w:type="dxa"/>
+              <w:right w:w="100" w:type="dxa"/>
+            </w:tcMar>
+            <w:vAlign w:val="center"/>
+          </w:tcPr>
+          <w:p>
+            <w:pPr>
+              <w:spacing w:before="40" w:after="40"/>
+              <w:rPr>
+                <w:rFonts w:asciiTheme="majorHAnsi" w:hAnsiTheme="majorHAnsi" w:cstheme="majorHAnsi"/>
+                <w:iCs/>
+              </w:rPr>
+            </w:pPr>
             <w:r>
               <w:rPr>
                 <w:rFonts w:asciiTheme="majorHAnsi" w:hAnsiTheme="majorHAnsi" w:cstheme="majorHAnsi"/>
                 <w:iCs/>
                 <w:color w:val="444444"/>
               </w:rPr>
-              <w:t xml:space="preserve"> Back-End (Java, Spring Boot, Spring Security, JPA)</w:t>
+              <w:t>→ About Back-End (Java, Spring Boot, Spring Security, JPA)</w:t>
             </w:r>
           </w:p>
         </w:tc>
@@ -7232,7 +7382,6 @@
   <w:style w:type="character" w:default="1" w:styleId="DefaultParagraphFont">
     <w:name w:val="Default Paragraph Font"/>
     <w:uiPriority w:val="1"/>
-    <w:semiHidden/>
     <w:unhideWhenUsed/>
   </w:style>
   <w:style w:type="table" w:default="1" w:styleId="TableNormal">
